--- a/lessons/4-1-flagship/downloads/4-1-flagship-notes.docx
+++ b/lessons/4-1-flagship/downloads/4-1-flagship-notes.docx
@@ -415,6 +415,610 @@
         <w:rPr>
           <w:b/>
           <w:bCs/>
+          <w:color w:val="1FA6A2"/>
+          <w:sz w:val="26"/>
+          <w:szCs w:val="26"/>
+        </w:rPr>
+        <w:t xml:space="preserve">Turn &amp; Talk — Discussion Points  (Level 1 support · Level 2)</w:t>
+      </w:r>
+    </w:p>
+    <w:p>
+      <w:pPr>
+        <w:spacing w:after="60"/>
+      </w:pPr>
+      <w:r>
+        <w:rPr>
+          <w:i/>
+          <w:iCs/>
+          <w:color w:val="5F6F80"/>
+          <w:sz w:val="19"/>
+          <w:szCs w:val="19"/>
+        </w:rPr>
+        <w:t xml:space="preserve">Talk with a partner. Use the Level 1 stems if you need help getting started; try the Level 2 question when you are ready for more.</w:t>
+      </w:r>
+    </w:p>
+    <w:p>
+      <w:pPr>
+        <w:spacing w:after="60"/>
+      </w:pPr>
+      <w:r>
+        <w:rPr>
+          <w:b/>
+          <w:bCs/>
+          <w:color w:val="12355B"/>
+          <w:sz w:val="21"/>
+          <w:szCs w:val="21"/>
+        </w:rPr>
+        <w:t xml:space="preserve">1. [Launch] </w:t>
+      </w:r>
+      <w:r>
+        <w:rPr>
+          <w:b/>
+          <w:bCs/>
+          <w:sz w:val="21"/>
+          <w:szCs w:val="21"/>
+        </w:rPr>
+        <w:t xml:space="preserve">Booth A charges $3 for 5 games and Booth B charges $5 for 8 games. Can you tell which is the better deal just by looking at the signs? Why or why not?</w:t>
+      </w:r>
+    </w:p>
+    <w:p>
+      <w:pPr>
+        <w:spacing w:after="60"/>
+      </w:pPr>
+      <w:r>
+        <w:rPr>
+          <w:b/>
+          <w:bCs/>
+          <w:color w:val="1FA6A2"/>
+          <w:sz w:val="20"/>
+          <w:szCs w:val="20"/>
+        </w:rPr>
+        <w:t xml:space="preserve">Level 1 — Start here: </w:t>
+      </w:r>
+      <w:r>
+        <w:rPr>
+          <w:sz w:val="20"/>
+          <w:szCs w:val="20"/>
+        </w:rPr>
+        <w:t xml:space="preserve">You can't compare fairly until you find the cost per 1 game (the unit rate) for each booth.</w:t>
+      </w:r>
+    </w:p>
+    <w:p>
+      <w:pPr>
+        <w:spacing w:after="60"/>
+      </w:pPr>
+      <w:r>
+        <w:rPr>
+          <w:sz w:val="21"/>
+          <w:szCs w:val="21"/>
+        </w:rPr>
+        <w:t xml:space="preserve">You ___ tell just by looking because the number of ___ is different.</w:t>
+      </w:r>
+      <w:r>
+        <w:rPr>
+          <w:i/>
+          <w:iCs/>
+          <w:color w:val="5F6F80"/>
+          <w:sz w:val="19"/>
+          <w:szCs w:val="19"/>
+        </w:rPr>
+        <w:br/>
+        <w:t xml:space="preserve">
+___ se puede saber solo mirando porque la cantidad de ___ es diferente.</w:t>
+      </w:r>
+    </w:p>
+    <w:p>
+      <w:pPr>
+        <w:spacing w:after="60"/>
+      </w:pPr>
+      <w:r>
+        <w:rPr>
+          <w:sz w:val="21"/>
+          <w:szCs w:val="21"/>
+        </w:rPr>
+        <w:t xml:space="preserve">To compare fairly I need the cost per ___ game.</w:t>
+      </w:r>
+      <w:r>
+        <w:rPr>
+          <w:i/>
+          <w:iCs/>
+          <w:color w:val="5F6F80"/>
+          <w:sz w:val="19"/>
+          <w:szCs w:val="19"/>
+        </w:rPr>
+        <w:br/>
+        <w:t xml:space="preserve">
+Para comparar de forma justa necesito el costo por ___ juego.</w:t>
+      </w:r>
+    </w:p>
+    <w:p>
+      <w:pPr>
+        <w:spacing w:after="60"/>
+      </w:pPr>
+      <w:r>
+        <w:rPr>
+          <w:b/>
+          <w:bCs/>
+          <w:color w:val="12355B"/>
+          <w:sz w:val="20"/>
+          <w:szCs w:val="20"/>
+        </w:rPr>
+        <w:t xml:space="preserve">Word bank: </w:t>
+      </w:r>
+      <w:r>
+        <w:rPr>
+          <w:color w:val="1FA6A2"/>
+          <w:sz w:val="20"/>
+          <w:szCs w:val="20"/>
+        </w:rPr>
+        <w:t xml:space="preserve">rate, unit rate, per, better buy, compare</w:t>
+      </w:r>
+    </w:p>
+    <w:p>
+      <w:pPr>
+        <w:spacing w:after="60"/>
+      </w:pPr>
+      <w:r>
+        <w:rPr>
+          <w:b/>
+          <w:bCs/>
+          <w:color w:val="12355B"/>
+          <w:sz w:val="19"/>
+          <w:szCs w:val="19"/>
+        </w:rPr>
+        <w:t xml:space="preserve">Listen for: </w:t>
+      </w:r>
+      <w:r>
+        <w:rPr>
+          <w:i/>
+          <w:iCs/>
+          <w:color w:val="5F6F80"/>
+          <w:sz w:val="19"/>
+          <w:szCs w:val="19"/>
+        </w:rPr>
+        <w:t xml:space="preserve">Students recognize the booths offer different numbers of games, so a fair comparison needs the cost per 1 game (unit rate).</w:t>
+      </w:r>
+    </w:p>
+    <w:p>
+      <w:pPr>
+        <w:spacing w:after="60"/>
+      </w:pPr>
+      <w:r>
+        <w:rPr>
+          <w:b/>
+          <w:bCs/>
+          <w:color w:val="9A6B12"/>
+          <w:sz w:val="20"/>
+          <w:szCs w:val="20"/>
+        </w:rPr>
+        <w:t xml:space="preserve">Level 2: </w:t>
+      </w:r>
+      <w:r>
+        <w:rPr>
+          <w:sz w:val="20"/>
+          <w:szCs w:val="20"/>
+        </w:rPr>
+        <w:t xml:space="preserve">Some players pick Booth B because $5 buys more games. Why is that reasoning not enough to know the better deal? Justify using cost per game.</w:t>
+      </w:r>
+    </w:p>
+    <w:p>
+      <w:pPr>
+        <w:spacing w:after="60"/>
+        <w:ind w:left="360"/>
+      </w:pPr>
+      <w:r>
+        <w:rPr>
+          <w:sz w:val="20"/>
+          <w:szCs w:val="20"/>
+        </w:rPr>
+        <w:t xml:space="preserve">• Buying more games does not always mean a better deal because ___.</w:t>
+      </w:r>
+    </w:p>
+    <w:p>
+      <w:pPr>
+        <w:spacing w:after="60"/>
+        <w:ind w:left="360"/>
+      </w:pPr>
+      <w:r>
+        <w:rPr>
+          <w:sz w:val="20"/>
+          <w:szCs w:val="20"/>
+        </w:rPr>
+        <w:t xml:space="preserve">• The real test is the ___, since ___.</w:t>
+      </w:r>
+    </w:p>
+    <w:p>
+      <w:pPr>
+        <w:spacing w:after="60"/>
+      </w:pPr>
+      <w:r>
+        <w:rPr>
+          <w:b/>
+          <w:bCs/>
+          <w:color w:val="12355B"/>
+          <w:sz w:val="21"/>
+          <w:szCs w:val="21"/>
+        </w:rPr>
+        <w:t xml:space="preserve">2. [Explore] </w:t>
+      </w:r>
+      <w:r>
+        <w:rPr>
+          <w:b/>
+          <w:bCs/>
+          <w:sz w:val="21"/>
+          <w:szCs w:val="21"/>
+        </w:rPr>
+        <w:t xml:space="preserve">How did you find the cost per game for each booth, and which booth wins?</w:t>
+      </w:r>
+    </w:p>
+    <w:p>
+      <w:pPr>
+        <w:spacing w:after="60"/>
+      </w:pPr>
+      <w:r>
+        <w:rPr>
+          <w:b/>
+          <w:bCs/>
+          <w:color w:val="1FA6A2"/>
+          <w:sz w:val="20"/>
+          <w:szCs w:val="20"/>
+        </w:rPr>
+        <w:t xml:space="preserve">Level 1 — Start here: </w:t>
+      </w:r>
+      <w:r>
+        <w:rPr>
+          <w:sz w:val="20"/>
+          <w:szCs w:val="20"/>
+        </w:rPr>
+        <w:t xml:space="preserve">Divide the price by the number of games to get the unit rate, then compare the two rates.</w:t>
+      </w:r>
+    </w:p>
+    <w:p>
+      <w:pPr>
+        <w:spacing w:after="60"/>
+      </w:pPr>
+      <w:r>
+        <w:rPr>
+          <w:sz w:val="21"/>
+          <w:szCs w:val="21"/>
+        </w:rPr>
+        <w:t xml:space="preserve">Booth A costs ___ per game because 3 divided by 5 equals ___.</w:t>
+      </w:r>
+      <w:r>
+        <w:rPr>
+          <w:i/>
+          <w:iCs/>
+          <w:color w:val="5F6F80"/>
+          <w:sz w:val="19"/>
+          <w:szCs w:val="19"/>
+        </w:rPr>
+        <w:br/>
+        <w:t xml:space="preserve">
+El puesto A cuesta ___ por juego porque 3 entre 5 es ___.</w:t>
+      </w:r>
+    </w:p>
+    <w:p>
+      <w:pPr>
+        <w:spacing w:after="60"/>
+      </w:pPr>
+      <w:r>
+        <w:rPr>
+          <w:sz w:val="21"/>
+          <w:szCs w:val="21"/>
+        </w:rPr>
+        <w:t xml:space="preserve">The better buy is Booth ___ because its ___ is lower.</w:t>
+      </w:r>
+      <w:r>
+        <w:rPr>
+          <w:i/>
+          <w:iCs/>
+          <w:color w:val="5F6F80"/>
+          <w:sz w:val="19"/>
+          <w:szCs w:val="19"/>
+        </w:rPr>
+        <w:br/>
+        <w:t xml:space="preserve">
+La mejor compra es el puesto ___ porque su ___ es más baja.</w:t>
+      </w:r>
+    </w:p>
+    <w:p>
+      <w:pPr>
+        <w:spacing w:after="60"/>
+      </w:pPr>
+      <w:r>
+        <w:rPr>
+          <w:b/>
+          <w:bCs/>
+          <w:color w:val="12355B"/>
+          <w:sz w:val="20"/>
+          <w:szCs w:val="20"/>
+        </w:rPr>
+        <w:t xml:space="preserve">Word bank: </w:t>
+      </w:r>
+      <w:r>
+        <w:rPr>
+          <w:color w:val="1FA6A2"/>
+          <w:sz w:val="20"/>
+          <w:szCs w:val="20"/>
+        </w:rPr>
+        <w:t xml:space="preserve">rate, unit rate, per, better buy, divide</w:t>
+      </w:r>
+    </w:p>
+    <w:p>
+      <w:pPr>
+        <w:spacing w:after="60"/>
+      </w:pPr>
+      <w:r>
+        <w:rPr>
+          <w:b/>
+          <w:bCs/>
+          <w:color w:val="12355B"/>
+          <w:sz w:val="19"/>
+          <w:szCs w:val="19"/>
+        </w:rPr>
+        <w:t xml:space="preserve">Listen for: </w:t>
+      </w:r>
+      <w:r>
+        <w:rPr>
+          <w:i/>
+          <w:iCs/>
+          <w:color w:val="5F6F80"/>
+          <w:sz w:val="19"/>
+          <w:szCs w:val="19"/>
+        </w:rPr>
+        <w:t xml:space="preserve">Students compute $0.60/game for Booth A and $0.625/game for Booth B, then choose Booth A because the lower unit rate is the better buy.</w:t>
+      </w:r>
+    </w:p>
+    <w:p>
+      <w:pPr>
+        <w:spacing w:after="60"/>
+      </w:pPr>
+      <w:r>
+        <w:rPr>
+          <w:b/>
+          <w:bCs/>
+          <w:color w:val="9A6B12"/>
+          <w:sz w:val="20"/>
+          <w:szCs w:val="20"/>
+        </w:rPr>
+        <w:t xml:space="preserve">Level 2: </w:t>
+      </w:r>
+      <w:r>
+        <w:rPr>
+          <w:sz w:val="20"/>
+          <w:szCs w:val="20"/>
+        </w:rPr>
+        <w:t xml:space="preserve">If a player only wants 5 games total, does the better unit rate always give the cheaper total? Explain when it might not.</w:t>
+      </w:r>
+    </w:p>
+    <w:p>
+      <w:pPr>
+        <w:spacing w:after="60"/>
+        <w:ind w:left="360"/>
+      </w:pPr>
+      <w:r>
+        <w:rPr>
+          <w:sz w:val="20"/>
+          <w:szCs w:val="20"/>
+        </w:rPr>
+        <w:t xml:space="preserve">• The lower unit rate gives the cheaper total only when ___.</w:t>
+      </w:r>
+    </w:p>
+    <w:p>
+      <w:pPr>
+        <w:spacing w:after="60"/>
+        <w:ind w:left="360"/>
+      </w:pPr>
+      <w:r>
+        <w:rPr>
+          <w:sz w:val="20"/>
+          <w:szCs w:val="20"/>
+        </w:rPr>
+        <w:t xml:space="preserve">• It might not be cheaper if ___.</w:t>
+      </w:r>
+    </w:p>
+    <w:p>
+      <w:pPr>
+        <w:spacing w:after="60"/>
+      </w:pPr>
+      <w:r>
+        <w:rPr>
+          <w:b/>
+          <w:bCs/>
+          <w:color w:val="12355B"/>
+          <w:sz w:val="21"/>
+          <w:szCs w:val="21"/>
+        </w:rPr>
+        <w:t xml:space="preserve">3. [Connect] </w:t>
+      </w:r>
+      <w:r>
+        <w:rPr>
+          <w:b/>
+          <w:bCs/>
+          <w:sz w:val="21"/>
+          <w:szCs w:val="21"/>
+        </w:rPr>
+        <w:t xml:space="preserve">At the snack bar, how would you use a unit rate to find the best popcorn deal among different sizes?</w:t>
+      </w:r>
+    </w:p>
+    <w:p>
+      <w:pPr>
+        <w:spacing w:after="60"/>
+      </w:pPr>
+      <w:r>
+        <w:rPr>
+          <w:b/>
+          <w:bCs/>
+          <w:color w:val="1FA6A2"/>
+          <w:sz w:val="20"/>
+          <w:szCs w:val="20"/>
+        </w:rPr>
+        <w:t xml:space="preserve">Level 1 — Start here: </w:t>
+      </w:r>
+      <w:r>
+        <w:rPr>
+          <w:sz w:val="20"/>
+          <w:szCs w:val="20"/>
+        </w:rPr>
+        <w:t xml:space="preserve">Find the price per ounce (or per cup) for each size, then pick the lowest unit rate.</w:t>
+      </w:r>
+    </w:p>
+    <w:p>
+      <w:pPr>
+        <w:spacing w:after="60"/>
+      </w:pPr>
+      <w:r>
+        <w:rPr>
+          <w:sz w:val="21"/>
+          <w:szCs w:val="21"/>
+        </w:rPr>
+        <w:t xml:space="preserve">I would find the price per ___ for each popcorn size.</w:t>
+      </w:r>
+      <w:r>
+        <w:rPr>
+          <w:i/>
+          <w:iCs/>
+          <w:color w:val="5F6F80"/>
+          <w:sz w:val="19"/>
+          <w:szCs w:val="19"/>
+        </w:rPr>
+        <w:br/>
+        <w:t xml:space="preserve">
+Hallaría el precio por ___ para cada tamaño de palomitas.</w:t>
+      </w:r>
+    </w:p>
+    <w:p>
+      <w:pPr>
+        <w:spacing w:after="60"/>
+      </w:pPr>
+      <w:r>
+        <w:rPr>
+          <w:sz w:val="21"/>
+          <w:szCs w:val="21"/>
+        </w:rPr>
+        <w:t xml:space="preserve">The best deal is the one with the ___ unit rate.</w:t>
+      </w:r>
+      <w:r>
+        <w:rPr>
+          <w:i/>
+          <w:iCs/>
+          <w:color w:val="5F6F80"/>
+          <w:sz w:val="19"/>
+          <w:szCs w:val="19"/>
+        </w:rPr>
+        <w:br/>
+        <w:t xml:space="preserve">
+La mejor oferta es la que tiene la ___ tasa unitaria.</w:t>
+      </w:r>
+    </w:p>
+    <w:p>
+      <w:pPr>
+        <w:spacing w:after="60"/>
+      </w:pPr>
+      <w:r>
+        <w:rPr>
+          <w:b/>
+          <w:bCs/>
+          <w:color w:val="12355B"/>
+          <w:sz w:val="20"/>
+          <w:szCs w:val="20"/>
+        </w:rPr>
+        <w:t xml:space="preserve">Word bank: </w:t>
+      </w:r>
+      <w:r>
+        <w:rPr>
+          <w:color w:val="1FA6A2"/>
+          <w:sz w:val="20"/>
+          <w:szCs w:val="20"/>
+        </w:rPr>
+        <w:t xml:space="preserve">rate, unit rate, per, better buy, compare</w:t>
+      </w:r>
+    </w:p>
+    <w:p>
+      <w:pPr>
+        <w:spacing w:after="60"/>
+      </w:pPr>
+      <w:r>
+        <w:rPr>
+          <w:b/>
+          <w:bCs/>
+          <w:color w:val="12355B"/>
+          <w:sz w:val="19"/>
+          <w:szCs w:val="19"/>
+        </w:rPr>
+        <w:t xml:space="preserve">Listen for: </w:t>
+      </w:r>
+      <w:r>
+        <w:rPr>
+          <w:i/>
+          <w:iCs/>
+          <w:color w:val="5F6F80"/>
+          <w:sz w:val="19"/>
+          <w:szCs w:val="19"/>
+        </w:rPr>
+        <w:t xml:space="preserve">Students describe dividing price by size to get a per-unit cost and choosing the lowest unit rate as the best deal.</w:t>
+      </w:r>
+    </w:p>
+    <w:p>
+      <w:pPr>
+        <w:spacing w:after="60"/>
+      </w:pPr>
+      <w:r>
+        <w:rPr>
+          <w:b/>
+          <w:bCs/>
+          <w:color w:val="9A6B12"/>
+          <w:sz w:val="20"/>
+          <w:szCs w:val="20"/>
+        </w:rPr>
+        <w:t xml:space="preserve">Level 2: </w:t>
+      </w:r>
+      <w:r>
+        <w:rPr>
+          <w:sz w:val="20"/>
+          <w:szCs w:val="20"/>
+        </w:rPr>
+        <w:t xml:space="preserve">Why might the biggest popcorn not always be the best value? Use the idea of unit rate to explain.</w:t>
+      </w:r>
+    </w:p>
+    <w:p>
+      <w:pPr>
+        <w:spacing w:after="60"/>
+        <w:ind w:left="360"/>
+      </w:pPr>
+      <w:r>
+        <w:rPr>
+          <w:sz w:val="20"/>
+          <w:szCs w:val="20"/>
+        </w:rPr>
+        <w:t xml:space="preserve">• The biggest size is not always the best value because ___.</w:t>
+      </w:r>
+    </w:p>
+    <w:p>
+      <w:pPr>
+        <w:spacing w:after="60"/>
+        <w:ind w:left="360"/>
+      </w:pPr>
+      <w:r>
+        <w:rPr>
+          <w:sz w:val="20"/>
+          <w:szCs w:val="20"/>
+        </w:rPr>
+        <w:t xml:space="preserve">• The unit rate shows the real value because ___.</w:t>
+      </w:r>
+    </w:p>
+    <w:p>
+      <w:pPr>
+        <w:pStyle w:val="Heading2"/>
+        <w:pBdr>
+          <w:left w:val="single" w:color="1FA6A2" w:sz="18" w:space="8"/>
+        </w:pBdr>
+        <w:spacing w:after="100" w:before="200"/>
+      </w:pPr>
+      <w:r>
+        <w:rPr>
+          <w:b/>
+          <w:bCs/>
           <w:color w:val="9A6B12"/>
           <w:sz w:val="26"/>
           <w:szCs w:val="26"/>
@@ -987,7 +1591,7 @@
           <w:sz w:val="21"/>
           <w:szCs w:val="21"/>
         </w:rPr>
-        <w:t xml:space="preserve">I know ___ because ___.</w:t>
+        <w:t xml:space="preserve">You ___ tell just by looking because the number of ___ is different.</w:t>
       </w:r>
       <w:r>
         <w:rPr>
@@ -999,19 +1603,19 @@
         </w:rPr>
         <w:br/>
         <w:t xml:space="preserve">
-Sé que ___ porque ___.</w:t>
-      </w:r>
-    </w:p>
-    <w:p>
-      <w:pPr>
-        <w:spacing w:after="60"/>
-      </w:pPr>
-      <w:r>
-        <w:rPr>
-          <w:sz w:val="21"/>
-          <w:szCs w:val="21"/>
-        </w:rPr>
-        <w:t xml:space="preserve">First I ___, then I ___.</w:t>
+___ se puede saber solo mirando porque la cantidad de ___ es diferente.</w:t>
+      </w:r>
+    </w:p>
+    <w:p>
+      <w:pPr>
+        <w:spacing w:after="60"/>
+      </w:pPr>
+      <w:r>
+        <w:rPr>
+          <w:sz w:val="21"/>
+          <w:szCs w:val="21"/>
+        </w:rPr>
+        <w:t xml:space="preserve">To compare fairly I need the cost per ___ game.</w:t>
       </w:r>
       <w:r>
         <w:rPr>
@@ -1023,19 +1627,19 @@
         </w:rPr>
         <w:br/>
         <w:t xml:space="preserve">
-Primero ___, luego ___.</w:t>
-      </w:r>
-    </w:p>
-    <w:p>
-      <w:pPr>
-        <w:spacing w:after="60"/>
-      </w:pPr>
-      <w:r>
-        <w:rPr>
-          <w:sz w:val="21"/>
-          <w:szCs w:val="21"/>
-        </w:rPr>
-        <w:t xml:space="preserve">This is important because ___.</w:t>
+Para comparar de forma justa necesito el costo por ___ juego.</w:t>
+      </w:r>
+    </w:p>
+    <w:p>
+      <w:pPr>
+        <w:spacing w:after="60"/>
+      </w:pPr>
+      <w:r>
+        <w:rPr>
+          <w:sz w:val="21"/>
+          <w:szCs w:val="21"/>
+        </w:rPr>
+        <w:t xml:space="preserve">Booth A costs ___ per game because 3 divided by 5 equals ___.</w:t>
       </w:r>
       <w:r>
         <w:rPr>
@@ -1047,7 +1651,7 @@
         </w:rPr>
         <w:br/>
         <w:t xml:space="preserve">
-Esto es importante porque ___.</w:t>
+El puesto A cuesta ___ por juego porque 3 entre 5 es ___.</w:t>
       </w:r>
     </w:p>
     <w:p>

--- a/lessons/4-1-flagship/downloads/4-1-flagship-notes.docx
+++ b/lessons/4-1-flagship/downloads/4-1-flagship-notes.docx
@@ -489,6 +489,43 @@
       </w:pPr>
       <w:r>
         <w:rPr>
+          <w:b/>
+          <w:bCs/>
+          <w:color w:val="1FA6A2"/>
+          <w:sz w:val="20"/>
+          <w:szCs w:val="20"/>
+        </w:rPr>
+        <w:t xml:space="preserve">Hint (optional): </w:t>
+      </w:r>
+      <w:r>
+        <w:rPr>
+          <w:sz w:val="20"/>
+          <w:szCs w:val="20"/>
+        </w:rPr>
+        <w:t xml:space="preserve">Try starting with the word "rate" or "unit rate". Re-read the question and underline what it is asking you to compare or find. Use one number or word from the problem as your evidence.</w:t>
+      </w:r>
+    </w:p>
+    <w:p>
+      <w:pPr>
+        <w:spacing w:after="60"/>
+      </w:pPr>
+      <w:r>
+        <w:rPr>
+          <w:b/>
+          <w:bCs/>
+          <w:color w:val="12355B"/>
+          <w:sz w:val="19"/>
+          <w:szCs w:val="19"/>
+        </w:rPr>
+        <w:t xml:space="preserve">Sentence starters (optional)</w:t>
+      </w:r>
+    </w:p>
+    <w:p>
+      <w:pPr>
+        <w:spacing w:after="60"/>
+      </w:pPr>
+      <w:r>
+        <w:rPr>
           <w:sz w:val="21"/>
           <w:szCs w:val="21"/>
         </w:rPr>
@@ -679,6 +716,43 @@
       </w:pPr>
       <w:r>
         <w:rPr>
+          <w:b/>
+          <w:bCs/>
+          <w:color w:val="1FA6A2"/>
+          <w:sz w:val="20"/>
+          <w:szCs w:val="20"/>
+        </w:rPr>
+        <w:t xml:space="preserve">Hint (optional): </w:t>
+      </w:r>
+      <w:r>
+        <w:rPr>
+          <w:sz w:val="20"/>
+          <w:szCs w:val="20"/>
+        </w:rPr>
+        <w:t xml:space="preserve">Try starting with the word "rate" or "unit rate". Re-read the question and underline what it is asking you to compare or find. Use one number or word from the problem as your evidence.</w:t>
+      </w:r>
+    </w:p>
+    <w:p>
+      <w:pPr>
+        <w:spacing w:after="60"/>
+      </w:pPr>
+      <w:r>
+        <w:rPr>
+          <w:b/>
+          <w:bCs/>
+          <w:color w:val="12355B"/>
+          <w:sz w:val="19"/>
+          <w:szCs w:val="19"/>
+        </w:rPr>
+        <w:t xml:space="preserve">Sentence starters (optional)</w:t>
+      </w:r>
+    </w:p>
+    <w:p>
+      <w:pPr>
+        <w:spacing w:after="60"/>
+      </w:pPr>
+      <w:r>
+        <w:rPr>
           <w:sz w:val="21"/>
           <w:szCs w:val="21"/>
         </w:rPr>
@@ -861,6 +935,43 @@
           <w:szCs w:val="20"/>
         </w:rPr>
         <w:t xml:space="preserve">Find the price per ounce (or per cup) for each size, then pick the lowest unit rate.</w:t>
+      </w:r>
+    </w:p>
+    <w:p>
+      <w:pPr>
+        <w:spacing w:after="60"/>
+      </w:pPr>
+      <w:r>
+        <w:rPr>
+          <w:b/>
+          <w:bCs/>
+          <w:color w:val="1FA6A2"/>
+          <w:sz w:val="20"/>
+          <w:szCs w:val="20"/>
+        </w:rPr>
+        <w:t xml:space="preserve">Hint (optional): </w:t>
+      </w:r>
+      <w:r>
+        <w:rPr>
+          <w:sz w:val="20"/>
+          <w:szCs w:val="20"/>
+        </w:rPr>
+        <w:t xml:space="preserve">Try starting with the word "rate" or "unit rate". Re-read the question and underline what it is asking you to compare or find. Use one number or word from the problem as your evidence.</w:t>
+      </w:r>
+    </w:p>
+    <w:p>
+      <w:pPr>
+        <w:spacing w:after="60"/>
+      </w:pPr>
+      <w:r>
+        <w:rPr>
+          <w:b/>
+          <w:bCs/>
+          <w:color w:val="12355B"/>
+          <w:sz w:val="19"/>
+          <w:szCs w:val="19"/>
+        </w:rPr>
+        <w:t xml:space="preserve">Sentence starters (optional)</w:t>
       </w:r>
     </w:p>
     <w:p>

--- a/lessons/4-1-flagship/downloads/4-1-flagship-notes.docx
+++ b/lessons/4-1-flagship/downloads/4-1-flagship-notes.docx
@@ -97,6 +97,69 @@
       </w:pPr>
       <w:r>
         <w:rPr>
+          <w:i/>
+          <w:iCs/>
+          <w:color w:val="5F6F80"/>
+          <w:sz w:val="19"/>
+          <w:szCs w:val="19"/>
+        </w:rPr>
+        <w:t xml:space="preserve">Picture first, then the word, then a plain-language meaning.</w:t>
+      </w:r>
+    </w:p>
+    <w:p>
+      <w:pPr>
+        <w:keepNext/>
+        <w:spacing w:after="20" w:before="120"/>
+        <w:jc w:val="center"/>
+      </w:pPr>
+      <w:r>
+        <w:drawing>
+          <wp:inline distT="0" distB="0" distL="0" distR="0">
+            <wp:extent cx="1238250" cy="933450"/>
+            <wp:effectExtent t="0" r="0" b="0" l="0"/>
+            <wp:docPr id="1" name="" descr="" title=""/>
+            <wp:cNvGraphicFramePr>
+              <a:graphicFrameLocks xmlns:a="http://schemas.openxmlformats.org/drawingml/2006/main" noChangeAspect="1"/>
+            </wp:cNvGraphicFramePr>
+            <a:graphic xmlns:a="http://schemas.openxmlformats.org/drawingml/2006/main">
+              <a:graphicData uri="http://schemas.openxmlformats.org/drawingml/2006/picture">
+                <pic:pic xmlns:pic="http://schemas.openxmlformats.org/drawingml/2006/picture">
+                  <pic:nvPicPr>
+                    <pic:cNvPr id="0" name="" descr=""/>
+                    <pic:cNvPicPr>
+                      <a:picLocks noChangeAspect="1" noChangeArrowheads="1"/>
+                    </pic:cNvPicPr>
+                  </pic:nvPicPr>
+                  <pic:blipFill>
+                    <a:blip r:embed="rId9" cstate="none"/>
+                    <a:srcRect/>
+                    <a:stretch>
+                      <a:fillRect/>
+                    </a:stretch>
+                  </pic:blipFill>
+                  <pic:spPr bwMode="auto">
+                    <a:xfrm>
+                      <a:off x="0" y="0"/>
+                      <a:ext cx="1238250" cy="933450"/>
+                    </a:xfrm>
+                    <a:prstGeom prst="rect">
+                      <a:avLst/>
+                    </a:prstGeom>
+                  </pic:spPr>
+                </pic:pic>
+              </a:graphicData>
+            </a:graphic>
+          </wp:inline>
+        </w:drawing>
+      </w:r>
+    </w:p>
+    <w:p>
+      <w:pPr>
+        <w:keepNext/>
+        <w:spacing w:after="20"/>
+      </w:pPr>
+      <w:r>
+        <w:rPr>
           <w:b/>
           <w:bCs/>
           <w:color w:val="12355B"/>
@@ -118,7 +181,7 @@
     </w:p>
     <w:p>
       <w:pPr>
-        <w:spacing w:after="60"/>
+        <w:spacing w:after="160"/>
       </w:pPr>
       <w:r>
         <w:rPr>
@@ -130,22 +193,55 @@
     </w:p>
     <w:p>
       <w:pPr>
-        <w:spacing w:after="60"/>
-      </w:pPr>
-      <w:r>
-        <w:rPr>
-          <w:i/>
-          <w:iCs/>
-          <w:color w:val="5F6F80"/>
-          <w:sz w:val="19"/>
-          <w:szCs w:val="19"/>
-        </w:rPr>
-        <w:t xml:space="preserve">$12 for 4 games is a rate</w:t>
-      </w:r>
-    </w:p>
-    <w:p>
-      <w:pPr>
-        <w:spacing w:after="60"/>
+        <w:keepNext/>
+        <w:spacing w:after="20" w:before="120"/>
+        <w:jc w:val="center"/>
+      </w:pPr>
+      <w:r>
+        <w:drawing>
+          <wp:inline distT="0" distB="0" distL="0" distR="0">
+            <wp:extent cx="1238250" cy="933450"/>
+            <wp:effectExtent t="0" r="0" b="0" l="0"/>
+            <wp:docPr id="1" name="" descr="" title=""/>
+            <wp:cNvGraphicFramePr>
+              <a:graphicFrameLocks xmlns:a="http://schemas.openxmlformats.org/drawingml/2006/main" noChangeAspect="1"/>
+            </wp:cNvGraphicFramePr>
+            <a:graphic xmlns:a="http://schemas.openxmlformats.org/drawingml/2006/main">
+              <a:graphicData uri="http://schemas.openxmlformats.org/drawingml/2006/picture">
+                <pic:pic xmlns:pic="http://schemas.openxmlformats.org/drawingml/2006/picture">
+                  <pic:nvPicPr>
+                    <pic:cNvPr id="0" name="" descr=""/>
+                    <pic:cNvPicPr>
+                      <a:picLocks noChangeAspect="1" noChangeArrowheads="1"/>
+                    </pic:cNvPicPr>
+                  </pic:nvPicPr>
+                  <pic:blipFill>
+                    <a:blip r:embed="rId9" cstate="none"/>
+                    <a:srcRect/>
+                    <a:stretch>
+                      <a:fillRect/>
+                    </a:stretch>
+                  </pic:blipFill>
+                  <pic:spPr bwMode="auto">
+                    <a:xfrm>
+                      <a:off x="0" y="0"/>
+                      <a:ext cx="1238250" cy="933450"/>
+                    </a:xfrm>
+                    <a:prstGeom prst="rect">
+                      <a:avLst/>
+                    </a:prstGeom>
+                  </pic:spPr>
+                </pic:pic>
+              </a:graphicData>
+            </a:graphic>
+          </wp:inline>
+        </w:drawing>
+      </w:r>
+    </w:p>
+    <w:p>
+      <w:pPr>
+        <w:keepNext/>
+        <w:spacing w:after="20"/>
       </w:pPr>
       <w:r>
         <w:rPr>
@@ -170,7 +266,7 @@
     </w:p>
     <w:p>
       <w:pPr>
-        <w:spacing w:after="60"/>
+        <w:spacing w:after="160"/>
       </w:pPr>
       <w:r>
         <w:rPr>
@@ -182,22 +278,55 @@
     </w:p>
     <w:p>
       <w:pPr>
-        <w:spacing w:after="60"/>
-      </w:pPr>
-      <w:r>
-        <w:rPr>
-          <w:i/>
-          <w:iCs/>
-          <w:color w:val="5F6F80"/>
-          <w:sz w:val="19"/>
-          <w:szCs w:val="19"/>
-        </w:rPr>
-        <w:t xml:space="preserve">$3 per 1 game</w:t>
-      </w:r>
-    </w:p>
-    <w:p>
-      <w:pPr>
-        <w:spacing w:after="60"/>
+        <w:keepNext/>
+        <w:spacing w:after="20" w:before="120"/>
+        <w:jc w:val="center"/>
+      </w:pPr>
+      <w:r>
+        <w:drawing>
+          <wp:inline distT="0" distB="0" distL="0" distR="0">
+            <wp:extent cx="1238250" cy="933450"/>
+            <wp:effectExtent t="0" r="0" b="0" l="0"/>
+            <wp:docPr id="1" name="" descr="" title=""/>
+            <wp:cNvGraphicFramePr>
+              <a:graphicFrameLocks xmlns:a="http://schemas.openxmlformats.org/drawingml/2006/main" noChangeAspect="1"/>
+            </wp:cNvGraphicFramePr>
+            <a:graphic xmlns:a="http://schemas.openxmlformats.org/drawingml/2006/main">
+              <a:graphicData uri="http://schemas.openxmlformats.org/drawingml/2006/picture">
+                <pic:pic xmlns:pic="http://schemas.openxmlformats.org/drawingml/2006/picture">
+                  <pic:nvPicPr>
+                    <pic:cNvPr id="0" name="" descr=""/>
+                    <pic:cNvPicPr>
+                      <a:picLocks noChangeAspect="1" noChangeArrowheads="1"/>
+                    </pic:cNvPicPr>
+                  </pic:nvPicPr>
+                  <pic:blipFill>
+                    <a:blip r:embed="rId9" cstate="none"/>
+                    <a:srcRect/>
+                    <a:stretch>
+                      <a:fillRect/>
+                    </a:stretch>
+                  </pic:blipFill>
+                  <pic:spPr bwMode="auto">
+                    <a:xfrm>
+                      <a:off x="0" y="0"/>
+                      <a:ext cx="1238250" cy="933450"/>
+                    </a:xfrm>
+                    <a:prstGeom prst="rect">
+                      <a:avLst/>
+                    </a:prstGeom>
+                  </pic:spPr>
+                </pic:pic>
+              </a:graphicData>
+            </a:graphic>
+          </wp:inline>
+        </w:drawing>
+      </w:r>
+    </w:p>
+    <w:p>
+      <w:pPr>
+        <w:keepNext/>
+        <w:spacing w:after="20"/>
       </w:pPr>
       <w:r>
         <w:rPr>
@@ -222,7 +351,7 @@
     </w:p>
     <w:p>
       <w:pPr>
-        <w:spacing w:after="60"/>
+        <w:spacing w:after="160"/>
       </w:pPr>
       <w:r>
         <w:rPr>
@@ -234,22 +363,55 @@
     </w:p>
     <w:p>
       <w:pPr>
-        <w:spacing w:after="60"/>
-      </w:pPr>
-      <w:r>
-        <w:rPr>
-          <w:i/>
-          <w:iCs/>
-          <w:color w:val="5F6F80"/>
-          <w:sz w:val="19"/>
-          <w:szCs w:val="19"/>
-        </w:rPr>
-        <w:t xml:space="preserve">60 miles per hour means 60 miles for every 1 hour</w:t>
-      </w:r>
-    </w:p>
-    <w:p>
-      <w:pPr>
-        <w:spacing w:after="60"/>
+        <w:keepNext/>
+        <w:spacing w:after="20" w:before="120"/>
+        <w:jc w:val="center"/>
+      </w:pPr>
+      <w:r>
+        <w:drawing>
+          <wp:inline distT="0" distB="0" distL="0" distR="0">
+            <wp:extent cx="1238250" cy="933450"/>
+            <wp:effectExtent t="0" r="0" b="0" l="0"/>
+            <wp:docPr id="1" name="" descr="" title=""/>
+            <wp:cNvGraphicFramePr>
+              <a:graphicFrameLocks xmlns:a="http://schemas.openxmlformats.org/drawingml/2006/main" noChangeAspect="1"/>
+            </wp:cNvGraphicFramePr>
+            <a:graphic xmlns:a="http://schemas.openxmlformats.org/drawingml/2006/main">
+              <a:graphicData uri="http://schemas.openxmlformats.org/drawingml/2006/picture">
+                <pic:pic xmlns:pic="http://schemas.openxmlformats.org/drawingml/2006/picture">
+                  <pic:nvPicPr>
+                    <pic:cNvPr id="0" name="" descr=""/>
+                    <pic:cNvPicPr>
+                      <a:picLocks noChangeAspect="1" noChangeArrowheads="1"/>
+                    </pic:cNvPicPr>
+                  </pic:nvPicPr>
+                  <pic:blipFill>
+                    <a:blip r:embed="rId10" cstate="none"/>
+                    <a:srcRect/>
+                    <a:stretch>
+                      <a:fillRect/>
+                    </a:stretch>
+                  </pic:blipFill>
+                  <pic:spPr bwMode="auto">
+                    <a:xfrm>
+                      <a:off x="0" y="0"/>
+                      <a:ext cx="1238250" cy="933450"/>
+                    </a:xfrm>
+                    <a:prstGeom prst="rect">
+                      <a:avLst/>
+                    </a:prstGeom>
+                  </pic:spPr>
+                </pic:pic>
+              </a:graphicData>
+            </a:graphic>
+          </wp:inline>
+        </w:drawing>
+      </w:r>
+    </w:p>
+    <w:p>
+      <w:pPr>
+        <w:keepNext/>
+        <w:spacing w:after="20"/>
       </w:pPr>
       <w:r>
         <w:rPr>
@@ -274,7 +436,7 @@
     </w:p>
     <w:p>
       <w:pPr>
-        <w:spacing w:after="60"/>
+        <w:spacing w:after="160"/>
       </w:pPr>
       <w:r>
         <w:rPr>
@@ -286,22 +448,55 @@
     </w:p>
     <w:p>
       <w:pPr>
-        <w:spacing w:after="60"/>
-      </w:pPr>
-      <w:r>
-        <w:rPr>
-          <w:i/>
-          <w:iCs/>
-          <w:color w:val="5F6F80"/>
-          <w:sz w:val="19"/>
-          <w:szCs w:val="19"/>
-        </w:rPr>
-        <w:t xml:space="preserve">5 to 3 or 5:3</w:t>
-      </w:r>
-    </w:p>
-    <w:p>
-      <w:pPr>
-        <w:spacing w:after="60"/>
+        <w:keepNext/>
+        <w:spacing w:after="20" w:before="120"/>
+        <w:jc w:val="center"/>
+      </w:pPr>
+      <w:r>
+        <w:drawing>
+          <wp:inline distT="0" distB="0" distL="0" distR="0">
+            <wp:extent cx="1238250" cy="933450"/>
+            <wp:effectExtent t="0" r="0" b="0" l="0"/>
+            <wp:docPr id="1" name="" descr="" title=""/>
+            <wp:cNvGraphicFramePr>
+              <a:graphicFrameLocks xmlns:a="http://schemas.openxmlformats.org/drawingml/2006/main" noChangeAspect="1"/>
+            </wp:cNvGraphicFramePr>
+            <a:graphic xmlns:a="http://schemas.openxmlformats.org/drawingml/2006/main">
+              <a:graphicData uri="http://schemas.openxmlformats.org/drawingml/2006/picture">
+                <pic:pic xmlns:pic="http://schemas.openxmlformats.org/drawingml/2006/picture">
+                  <pic:nvPicPr>
+                    <pic:cNvPr id="0" name="" descr=""/>
+                    <pic:cNvPicPr>
+                      <a:picLocks noChangeAspect="1" noChangeArrowheads="1"/>
+                    </pic:cNvPicPr>
+                  </pic:nvPicPr>
+                  <pic:blipFill>
+                    <a:blip r:embed="rId9" cstate="none"/>
+                    <a:srcRect/>
+                    <a:stretch>
+                      <a:fillRect/>
+                    </a:stretch>
+                  </pic:blipFill>
+                  <pic:spPr bwMode="auto">
+                    <a:xfrm>
+                      <a:off x="0" y="0"/>
+                      <a:ext cx="1238250" cy="933450"/>
+                    </a:xfrm>
+                    <a:prstGeom prst="rect">
+                      <a:avLst/>
+                    </a:prstGeom>
+                  </pic:spPr>
+                </pic:pic>
+              </a:graphicData>
+            </a:graphic>
+          </wp:inline>
+        </w:drawing>
+      </w:r>
+    </w:p>
+    <w:p>
+      <w:pPr>
+        <w:keepNext/>
+        <w:spacing w:after="20"/>
       </w:pPr>
       <w:r>
         <w:rPr>
@@ -326,7 +521,7 @@
     </w:p>
     <w:p>
       <w:pPr>
-        <w:spacing w:after="60"/>
+        <w:spacing w:after="160"/>
       </w:pPr>
       <w:r>
         <w:rPr>
@@ -338,22 +533,55 @@
     </w:p>
     <w:p>
       <w:pPr>
-        <w:spacing w:after="60"/>
-      </w:pPr>
-      <w:r>
-        <w:rPr>
-          <w:i/>
-          <w:iCs/>
-          <w:color w:val="5F6F80"/>
-          <w:sz w:val="19"/>
-          <w:szCs w:val="19"/>
-        </w:rPr>
-        <w:t xml:space="preserve">Pack A: $0.50 per pencil vs Pack B: $0.40 per pencil — Pack B is the better buy</w:t>
-      </w:r>
-    </w:p>
-    <w:p>
-      <w:pPr>
-        <w:spacing w:after="60"/>
+        <w:keepNext/>
+        <w:spacing w:after="20" w:before="120"/>
+        <w:jc w:val="center"/>
+      </w:pPr>
+      <w:r>
+        <w:drawing>
+          <wp:inline distT="0" distB="0" distL="0" distR="0">
+            <wp:extent cx="1238250" cy="933450"/>
+            <wp:effectExtent t="0" r="0" b="0" l="0"/>
+            <wp:docPr id="1" name="" descr="" title=""/>
+            <wp:cNvGraphicFramePr>
+              <a:graphicFrameLocks xmlns:a="http://schemas.openxmlformats.org/drawingml/2006/main" noChangeAspect="1"/>
+            </wp:cNvGraphicFramePr>
+            <a:graphic xmlns:a="http://schemas.openxmlformats.org/drawingml/2006/main">
+              <a:graphicData uri="http://schemas.openxmlformats.org/drawingml/2006/picture">
+                <pic:pic xmlns:pic="http://schemas.openxmlformats.org/drawingml/2006/picture">
+                  <pic:nvPicPr>
+                    <pic:cNvPr id="0" name="" descr=""/>
+                    <pic:cNvPicPr>
+                      <a:picLocks noChangeAspect="1" noChangeArrowheads="1"/>
+                    </pic:cNvPicPr>
+                  </pic:nvPicPr>
+                  <pic:blipFill>
+                    <a:blip r:embed="rId11" cstate="none"/>
+                    <a:srcRect/>
+                    <a:stretch>
+                      <a:fillRect/>
+                    </a:stretch>
+                  </pic:blipFill>
+                  <pic:spPr bwMode="auto">
+                    <a:xfrm>
+                      <a:off x="0" y="0"/>
+                      <a:ext cx="1238250" cy="933450"/>
+                    </a:xfrm>
+                    <a:prstGeom prst="rect">
+                      <a:avLst/>
+                    </a:prstGeom>
+                  </pic:spPr>
+                </pic:pic>
+              </a:graphicData>
+            </a:graphic>
+          </wp:inline>
+        </w:drawing>
+      </w:r>
+    </w:p>
+    <w:p>
+      <w:pPr>
+        <w:keepNext/>
+        <w:spacing w:after="20"/>
       </w:pPr>
       <w:r>
         <w:rPr>
@@ -378,7 +606,7 @@
     </w:p>
     <w:p>
       <w:pPr>
-        <w:spacing w:after="60"/>
+        <w:spacing w:after="160"/>
       </w:pPr>
       <w:r>
         <w:rPr>
@@ -386,21 +614,6 @@
           <w:szCs w:val="21"/>
         </w:rPr>
         <w:t xml:space="preserve">Splitting a total into equal groups.</w:t>
-      </w:r>
-    </w:p>
-    <w:p>
-      <w:pPr>
-        <w:spacing w:after="60"/>
-      </w:pPr>
-      <w:r>
-        <w:rPr>
-          <w:i/>
-          <w:iCs/>
-          <w:color w:val="5F6F80"/>
-          <w:sz w:val="19"/>
-          <w:szCs w:val="19"/>
-        </w:rPr>
-        <w:t xml:space="preserve">$12 ÷ 4 games = $3 per game</w:t>
       </w:r>
     </w:p>
     <w:p>

--- a/lessons/4-1-flagship/downloads/4-1-flagship-notes.docx
+++ b/lessons/4-1-flagship/downloads/4-1-flagship-notes.docx
@@ -1364,7 +1364,7 @@
           <w:sz w:val="24"/>
           <w:szCs w:val="24"/>
         </w:rPr>
-        <w:t xml:space="preserve">Try the Model</w:t>
+        <w:t xml:space="preserve">Solved Example</w:t>
       </w:r>
       <w:r>
         <w:rPr>
@@ -1374,90 +1374,130 @@
           <w:sz w:val="19"/>
           <w:szCs w:val="19"/>
         </w:rPr>
-        <w:t xml:space="preserve">   step through it together</w:t>
-      </w:r>
-    </w:p>
-    <w:p>
-      <w:pPr>
-        <w:spacing w:after="80"/>
-      </w:pPr>
-      <w:r>
-        <w:rPr>
-          <w:sz w:val="21"/>
-          <w:szCs w:val="21"/>
-        </w:rPr>
-        <w:t xml:space="preserve">Calculate the unit rate (cost per game) for each arcade booth. Divide the total cost by the number of games.</w:t>
-      </w:r>
-    </w:p>
-    <w:p>
-      <w:pPr>
+        <w:t xml:space="preserve">   I Do — watch each step</w:t>
+      </w:r>
+    </w:p>
+    <w:p>
+      <w:pPr>
+        <w:keepNext/>
         <w:spacing w:after="40"/>
       </w:pPr>
       <w:r>
-        <w:t xml:space="preserve"/>
-      </w:r>
-    </w:p>
-    <w:tbl>
-      <w:tblPr>
-        <w:tblW w:type="pct" w:w="100%"/>
-        <w:tblBorders>
-          <w:top w:val="single" w:color="C7D2DD" w:sz="6"/>
-          <w:left w:val="single" w:color="C7D2DD" w:sz="6"/>
-          <w:bottom w:val="single" w:color="C7D2DD" w:sz="6"/>
-          <w:right w:val="single" w:color="C7D2DD" w:sz="6"/>
-          <w:insideH w:val="single" w:color="auto" w:sz="4"/>
-          <w:insideV w:val="single" w:color="auto" w:sz="4"/>
-        </w:tblBorders>
-      </w:tblPr>
-      <w:tblGrid>
-        <w:gridCol w:w="100"/>
-      </w:tblGrid>
-      <w:tr>
-        <w:tc>
-          <w:tcPr>
-            <w:shd w:fill="E6F4F3" w:color="auto" w:val="clear"/>
-            <w:tcMar>
-              <w:top w:type="dxa" w:w="60"/>
-              <w:left w:type="dxa" w:w="120"/>
-              <w:bottom w:type="dxa" w:w="60"/>
-              <w:right w:type="dxa" w:w="120"/>
-            </w:tcMar>
-          </w:tcPr>
-          <w:p>
-            <w:pPr>
-              <w:spacing w:after="0" w:line="320"/>
-            </w:pPr>
-            <w:r>
-              <w:t xml:space="preserve"/>
-            </w:r>
-          </w:p>
-          <w:p>
-            <w:pPr>
-              <w:spacing w:after="0" w:line="320"/>
-            </w:pPr>
-            <w:r>
-              <w:t xml:space="preserve"/>
-            </w:r>
-          </w:p>
-          <w:p>
-            <w:pPr>
-              <w:spacing w:after="0" w:line="320"/>
-            </w:pPr>
-            <w:r>
-              <w:t xml:space="preserve"/>
-            </w:r>
-          </w:p>
-          <w:p>
-            <w:pPr>
-              <w:spacing w:after="0" w:line="320"/>
-            </w:pPr>
-            <w:r>
-              <w:t xml:space="preserve"/>
-            </w:r>
-          </w:p>
-        </w:tc>
-      </w:tr>
-    </w:tbl>
+        <w:rPr>
+          <w:b/>
+          <w:bCs/>
+          <w:color w:val="12355B"/>
+          <w:sz w:val="21"/>
+          <w:szCs w:val="21"/>
+        </w:rPr>
+        <w:t xml:space="preserve">Problem:  </w:t>
+      </w:r>
+      <w:r>
+        <w:rPr>
+          <w:sz w:val="21"/>
+          <w:szCs w:val="21"/>
+        </w:rPr>
+        <w:t xml:space="preserve">A booth charges $4.50 for 9 games. What is the unit rate?</w:t>
+      </w:r>
+    </w:p>
+    <w:p>
+      <w:pPr>
+        <w:spacing w:after="30"/>
+        <w:ind w:left="420"/>
+      </w:pPr>
+      <w:r>
+        <w:rPr>
+          <w:sz w:val="20"/>
+          <w:szCs w:val="20"/>
+        </w:rPr>
+        <w:t xml:space="preserve">A)  $0.50 per game</w:t>
+      </w:r>
+    </w:p>
+    <w:p>
+      <w:pPr>
+        <w:spacing w:after="30"/>
+        <w:ind w:left="420"/>
+      </w:pPr>
+      <w:r>
+        <w:rPr>
+          <w:sz w:val="20"/>
+          <w:szCs w:val="20"/>
+        </w:rPr>
+        <w:t xml:space="preserve">B)  $0.45 per game</w:t>
+      </w:r>
+    </w:p>
+    <w:p>
+      <w:pPr>
+        <w:spacing w:after="30"/>
+        <w:ind w:left="420"/>
+      </w:pPr>
+      <w:r>
+        <w:rPr>
+          <w:sz w:val="20"/>
+          <w:szCs w:val="20"/>
+        </w:rPr>
+        <w:t xml:space="preserve">C)  $2.00 per game</w:t>
+      </w:r>
+    </w:p>
+    <w:p>
+      <w:pPr>
+        <w:spacing w:after="30"/>
+        <w:ind w:left="420"/>
+      </w:pPr>
+      <w:r>
+        <w:rPr>
+          <w:sz w:val="20"/>
+          <w:szCs w:val="20"/>
+        </w:rPr>
+        <w:t xml:space="preserve">D)  $4.50 per game</w:t>
+      </w:r>
+    </w:p>
+    <w:p>
+      <w:pPr>
+        <w:spacing w:after="20" w:before="50"/>
+      </w:pPr>
+      <w:r>
+        <w:rPr>
+          <w:b/>
+          <w:bCs/>
+          <w:color w:val="1FA6A2"/>
+          <w:sz w:val="21"/>
+          <w:szCs w:val="21"/>
+        </w:rPr>
+        <w:t xml:space="preserve">Step 1:  </w:t>
+      </w:r>
+      <w:r>
+        <w:rPr>
+          <w:sz w:val="21"/>
+          <w:szCs w:val="21"/>
+        </w:rPr>
+        <w:t xml:space="preserve">$4.50 ÷ 9 = $0.50 per game.</w:t>
+      </w:r>
+    </w:p>
+    <w:p>
+      <w:pPr>
+        <w:spacing w:after="40" w:before="60"/>
+      </w:pPr>
+      <w:r>
+        <w:rPr>
+          <w:b/>
+          <w:bCs/>
+          <w:color w:val="12355B"/>
+          <w:sz w:val="21"/>
+          <w:szCs w:val="21"/>
+        </w:rPr>
+        <w:t xml:space="preserve">Answer:  </w:t>
+      </w:r>
+      <w:r>
+        <w:rPr>
+          <w:b/>
+          <w:bCs/>
+          <w:sz w:val="21"/>
+          <w:szCs w:val="21"/>
+        </w:rPr>
+        <w:t xml:space="preserve">A. $0.50 per game</w:t>
+      </w:r>
+    </w:p>
     <w:p>
       <w:pPr>
         <w:pStyle w:val="Heading1"/>
@@ -1502,6 +1542,170 @@
           <w:szCs w:val="19"/>
         </w:rPr>
         <w:t xml:space="preserve">   We Do — work with your class</w:t>
+      </w:r>
+    </w:p>
+    <w:p>
+      <w:pPr>
+        <w:keepNext/>
+        <w:spacing w:after="40" w:before="40"/>
+      </w:pPr>
+      <w:r>
+        <w:rPr>
+          <w:b/>
+          <w:bCs/>
+          <w:color w:val="12355B"/>
+          <w:sz w:val="21"/>
+          <w:szCs w:val="21"/>
+        </w:rPr>
+        <w:t xml:space="preserve">Problem:  </w:t>
+      </w:r>
+      <w:r>
+        <w:rPr>
+          <w:sz w:val="21"/>
+          <w:szCs w:val="21"/>
+        </w:rPr>
+        <w:t xml:space="preserve">A car travels 180 miles using 6 gallons of gas. What is the unit rate in miles per gallon?</w:t>
+      </w:r>
+    </w:p>
+    <w:p>
+      <w:pPr>
+        <w:spacing w:after="30"/>
+        <w:ind w:left="420"/>
+      </w:pPr>
+      <w:r>
+        <w:rPr>
+          <w:sz w:val="20"/>
+          <w:szCs w:val="20"/>
+        </w:rPr>
+        <w:t xml:space="preserve">A)  30 miles per gallon</w:t>
+      </w:r>
+    </w:p>
+    <w:p>
+      <w:pPr>
+        <w:spacing w:after="30"/>
+        <w:ind w:left="420"/>
+      </w:pPr>
+      <w:r>
+        <w:rPr>
+          <w:sz w:val="20"/>
+          <w:szCs w:val="20"/>
+        </w:rPr>
+        <w:t xml:space="preserve">B)  6 miles per gallon</w:t>
+      </w:r>
+    </w:p>
+    <w:p>
+      <w:pPr>
+        <w:spacing w:after="30"/>
+        <w:ind w:left="420"/>
+      </w:pPr>
+      <w:r>
+        <w:rPr>
+          <w:sz w:val="20"/>
+          <w:szCs w:val="20"/>
+        </w:rPr>
+        <w:t xml:space="preserve">C)  180 miles per gallon</w:t>
+      </w:r>
+    </w:p>
+    <w:p>
+      <w:pPr>
+        <w:spacing w:after="30"/>
+        <w:ind w:left="420"/>
+      </w:pPr>
+      <w:r>
+        <w:rPr>
+          <w:sz w:val="20"/>
+          <w:szCs w:val="20"/>
+        </w:rPr>
+        <w:t xml:space="preserve">D)  36 miles per gallon</w:t>
+      </w:r>
+    </w:p>
+    <w:p>
+      <w:pPr>
+        <w:keepNext/>
+        <w:spacing w:after="0" w:before="50"/>
+      </w:pPr>
+      <w:r>
+        <w:rPr>
+          <w:b/>
+          <w:bCs/>
+          <w:color w:val="6B4FA0"/>
+          <w:sz w:val="21"/>
+          <w:szCs w:val="21"/>
+        </w:rPr>
+        <w:t xml:space="preserve">Step 1:</w:t>
+      </w:r>
+    </w:p>
+    <w:p>
+      <w:pPr>
+        <w:pBdr>
+          <w:bottom w:val="single" w:color="AFBECC" w:sz="6"/>
+        </w:pBdr>
+        <w:spacing w:after="30" w:before="150"/>
+      </w:pPr>
+      <w:r>
+        <w:t xml:space="preserve"/>
+      </w:r>
+    </w:p>
+    <w:p>
+      <w:pPr>
+        <w:keepNext/>
+        <w:spacing w:after="0" w:before="50"/>
+      </w:pPr>
+      <w:r>
+        <w:rPr>
+          <w:b/>
+          <w:bCs/>
+          <w:color w:val="6B4FA0"/>
+          <w:sz w:val="21"/>
+          <w:szCs w:val="21"/>
+        </w:rPr>
+        <w:t xml:space="preserve">Step 2:</w:t>
+      </w:r>
+    </w:p>
+    <w:p>
+      <w:pPr>
+        <w:pBdr>
+          <w:bottom w:val="single" w:color="AFBECC" w:sz="6"/>
+        </w:pBdr>
+        <w:spacing w:after="30" w:before="150"/>
+      </w:pPr>
+      <w:r>
+        <w:t xml:space="preserve"/>
+      </w:r>
+    </w:p>
+    <w:p>
+      <w:pPr>
+        <w:keepNext/>
+        <w:spacing w:after="0" w:before="60"/>
+      </w:pPr>
+      <w:r>
+        <w:rPr>
+          <w:b/>
+          <w:bCs/>
+          <w:color w:val="12355B"/>
+          <w:sz w:val="21"/>
+          <w:szCs w:val="21"/>
+        </w:rPr>
+        <w:t xml:space="preserve">Answer:</w:t>
+      </w:r>
+    </w:p>
+    <w:p>
+      <w:pPr>
+        <w:pBdr>
+          <w:bottom w:val="single" w:color="AFBECC" w:sz="6"/>
+        </w:pBdr>
+        <w:spacing w:after="30" w:before="150"/>
+      </w:pPr>
+      <w:r>
+        <w:t xml:space="preserve"/>
+      </w:r>
+    </w:p>
+    <w:p>
+      <w:pPr>
+        <w:spacing w:after="80"/>
+      </w:pPr>
+      <w:r>
+        <w:t xml:space="preserve"/>
       </w:r>
     </w:p>
     <w:tbl>
@@ -2021,7 +2225,7 @@
           <w:sz w:val="21"/>
           <w:szCs w:val="21"/>
         </w:rPr>
-        <w:t xml:space="preserve">A booth charges $4.50 for 9 games. What is the unit rate?</w:t>
+        <w:t xml:space="preserve">A pack of 8 markers costs $6.00. What is the cost per marker?</w:t>
       </w:r>
     </w:p>
     <w:p>
@@ -2034,7 +2238,7 @@
           <w:sz w:val="20"/>
           <w:szCs w:val="20"/>
         </w:rPr>
-        <w:t xml:space="preserve">A)  $0.50 per game</w:t>
+        <w:t xml:space="preserve">A)  $0.75</w:t>
       </w:r>
     </w:p>
     <w:p>
@@ -2047,7 +2251,7 @@
           <w:sz w:val="20"/>
           <w:szCs w:val="20"/>
         </w:rPr>
-        <w:t xml:space="preserve">B)  $0.45 per game</w:t>
+        <w:t xml:space="preserve">B)  $0.80</w:t>
       </w:r>
     </w:p>
     <w:p>
@@ -2060,7 +2264,7 @@
           <w:sz w:val="20"/>
           <w:szCs w:val="20"/>
         </w:rPr>
-        <w:t xml:space="preserve">C)  $2.00 per game</w:t>
+        <w:t xml:space="preserve">C)  $1.33</w:t>
       </w:r>
     </w:p>
     <w:p>
@@ -2073,7 +2277,7 @@
           <w:sz w:val="20"/>
           <w:szCs w:val="20"/>
         </w:rPr>
-        <w:t xml:space="preserve">D)  $4.50 per game</w:t>
+        <w:t xml:space="preserve">D)  $0.60</w:t>
       </w:r>
     </w:p>
     <w:p>
@@ -2151,7 +2355,7 @@
           <w:sz w:val="21"/>
           <w:szCs w:val="21"/>
         </w:rPr>
-        <w:t xml:space="preserve">A car travels 180 miles using 6 gallons of gas. What is the unit rate in miles per gallon?</w:t>
+        <w:t xml:space="preserve">Which is a unit rate?</w:t>
       </w:r>
     </w:p>
     <w:p>
@@ -2164,7 +2368,7 @@
           <w:sz w:val="20"/>
           <w:szCs w:val="20"/>
         </w:rPr>
-        <w:t xml:space="preserve">A)  30 miles per gallon</w:t>
+        <w:t xml:space="preserve">A)  12 miles per 1 hour</w:t>
       </w:r>
     </w:p>
     <w:p>
@@ -2177,7 +2381,7 @@
           <w:sz w:val="20"/>
           <w:szCs w:val="20"/>
         </w:rPr>
-        <w:t xml:space="preserve">B)  6 miles per gallon</w:t>
+        <w:t xml:space="preserve">B)  24 miles in 2 hours</w:t>
       </w:r>
     </w:p>
     <w:p>
@@ -2190,7 +2394,7 @@
           <w:sz w:val="20"/>
           <w:szCs w:val="20"/>
         </w:rPr>
-        <w:t xml:space="preserve">C)  180 miles per gallon</w:t>
+        <w:t xml:space="preserve">C)  36 miles for 3 gallons</w:t>
       </w:r>
     </w:p>
     <w:p>
@@ -2203,7 +2407,7 @@
           <w:sz w:val="20"/>
           <w:szCs w:val="20"/>
         </w:rPr>
-        <w:t xml:space="preserve">D)  36 miles per gallon</w:t>
+        <w:t xml:space="preserve">D)  100 points in 5 games</w:t>
       </w:r>
     </w:p>
     <w:p>
@@ -2281,7 +2485,7 @@
           <w:sz w:val="21"/>
           <w:szCs w:val="21"/>
         </w:rPr>
-        <w:t xml:space="preserve">A pack of 8 markers costs $6.00. What is the cost per marker?</w:t>
+        <w:t xml:space="preserve">Which token pack from the table above is the best deal?</w:t>
       </w:r>
     </w:p>
     <w:p>
@@ -2294,7 +2498,7 @@
           <w:sz w:val="20"/>
           <w:szCs w:val="20"/>
         </w:rPr>
-        <w:t xml:space="preserve">A)  $0.75</w:t>
+        <w:t xml:space="preserve">A)  Pack A</w:t>
       </w:r>
     </w:p>
     <w:p>
@@ -2307,7 +2511,7 @@
           <w:sz w:val="20"/>
           <w:szCs w:val="20"/>
         </w:rPr>
-        <w:t xml:space="preserve">B)  $0.80</w:t>
+        <w:t xml:space="preserve">B)  Pack B</w:t>
       </w:r>
     </w:p>
     <w:p>
@@ -2320,7 +2524,7 @@
           <w:sz w:val="20"/>
           <w:szCs w:val="20"/>
         </w:rPr>
-        <w:t xml:space="preserve">C)  $1.33</w:t>
+        <w:t xml:space="preserve">C)  Pack C</w:t>
       </w:r>
     </w:p>
     <w:p>
@@ -2333,7 +2537,7 @@
           <w:sz w:val="20"/>
           <w:szCs w:val="20"/>
         </w:rPr>
-        <w:t xml:space="preserve">D)  $0.60</w:t>
+        <w:t xml:space="preserve">D)  They are all the same</w:t>
       </w:r>
     </w:p>
     <w:p>
@@ -2411,7 +2615,7 @@
           <w:sz w:val="21"/>
           <w:szCs w:val="21"/>
         </w:rPr>
-        <w:t xml:space="preserve">Which is a unit rate?</w:t>
+        <w:t xml:space="preserve">Runner A completes 4 laps in 12 minutes. Runner B completes 5 laps in 14 minutes. Who runs more laps per minute?</w:t>
       </w:r>
     </w:p>
     <w:p>
@@ -2424,7 +2628,7 @@
           <w:sz w:val="20"/>
           <w:szCs w:val="20"/>
         </w:rPr>
-        <w:t xml:space="preserve">A)  12 miles per 1 hour</w:t>
+        <w:t xml:space="preserve">A)  Runner B</w:t>
       </w:r>
     </w:p>
     <w:p>
@@ -2437,7 +2641,7 @@
           <w:sz w:val="20"/>
           <w:szCs w:val="20"/>
         </w:rPr>
-        <w:t xml:space="preserve">B)  24 miles in 2 hours</w:t>
+        <w:t xml:space="preserve">B)  Runner A</w:t>
       </w:r>
     </w:p>
     <w:p>
@@ -2450,7 +2654,7 @@
           <w:sz w:val="20"/>
           <w:szCs w:val="20"/>
         </w:rPr>
-        <w:t xml:space="preserve">C)  36 miles for 3 gallons</w:t>
+        <w:t xml:space="preserve">C)  Same rate</w:t>
       </w:r>
     </w:p>
     <w:p>
@@ -2463,7 +2667,7 @@
           <w:sz w:val="20"/>
           <w:szCs w:val="20"/>
         </w:rPr>
-        <w:t xml:space="preserve">D)  100 points in 5 games</w:t>
+        <w:t xml:space="preserve">D)  Cannot determine</w:t>
       </w:r>
     </w:p>
     <w:p>
@@ -3176,6 +3380,64 @@
           <w:sz w:val="24"/>
           <w:szCs w:val="24"/>
         </w:rPr>
+        <w:t xml:space="preserve">Worked Notes (I Do / We Do)</w:t>
+      </w:r>
+    </w:p>
+    <w:p>
+      <w:pPr>
+        <w:spacing w:after="80"/>
+      </w:pPr>
+      <w:r>
+        <w:rPr>
+          <w:b/>
+          <w:bCs/>
+          <w:sz w:val="21"/>
+          <w:szCs w:val="21"/>
+        </w:rPr>
+        <w:t xml:space="preserve">I Do:  </w:t>
+      </w:r>
+      <w:r>
+        <w:rPr>
+          <w:sz w:val="21"/>
+          <w:szCs w:val="21"/>
+        </w:rPr>
+        <w:t xml:space="preserve">A. $0.50 per game</w:t>
+      </w:r>
+    </w:p>
+    <w:p>
+      <w:pPr>
+        <w:spacing w:after="80"/>
+      </w:pPr>
+      <w:r>
+        <w:rPr>
+          <w:b/>
+          <w:bCs/>
+          <w:sz w:val="21"/>
+          <w:szCs w:val="21"/>
+        </w:rPr>
+        <w:t xml:space="preserve">We Do:  </w:t>
+      </w:r>
+      <w:r>
+        <w:rPr>
+          <w:sz w:val="21"/>
+          <w:szCs w:val="21"/>
+        </w:rPr>
+        <w:t xml:space="preserve">A. 30 miles per gallon</w:t>
+      </w:r>
+    </w:p>
+    <w:p>
+      <w:pPr>
+        <w:pStyle w:val="Heading2"/>
+        <w:spacing w:after="80" w:before="180"/>
+      </w:pPr>
+      <w:r>
+        <w:rPr>
+          <w:b/>
+          <w:bCs/>
+          <w:color w:val="12355B"/>
+          <w:sz w:val="24"/>
+          <w:szCs w:val="24"/>
+        </w:rPr>
         <w:t xml:space="preserve">Independent Practice</w:t>
       </w:r>
     </w:p>
@@ -3197,7 +3459,7 @@
           <w:sz w:val="21"/>
           <w:szCs w:val="21"/>
         </w:rPr>
-        <w:t xml:space="preserve">A)  $0.50 per game</w:t>
+        <w:t xml:space="preserve">A)  $0.75</w:t>
       </w:r>
       <w:r>
         <w:rPr>
@@ -3207,7 +3469,7 @@
           <w:sz w:val="19"/>
           <w:szCs w:val="19"/>
         </w:rPr>
-        <w:t xml:space="preserve">  — $4.50 ÷ 9 = $0.50 per game.</w:t>
+        <w:t xml:space="preserve">  — $6.00 ÷ 8 = $0.75 per marker.</w:t>
       </w:r>
     </w:p>
     <w:p>
@@ -3228,7 +3490,7 @@
           <w:sz w:val="21"/>
           <w:szCs w:val="21"/>
         </w:rPr>
-        <w:t xml:space="preserve">A)  30 miles per gallon</w:t>
+        <w:t xml:space="preserve">A)  12 miles per 1 hour</w:t>
       </w:r>
       <w:r>
         <w:rPr>
@@ -3238,7 +3500,7 @@
           <w:sz w:val="19"/>
           <w:szCs w:val="19"/>
         </w:rPr>
-        <w:t xml:space="preserve">  — 180 miles ÷ 6 gallons = 30 miles per gallon.</w:t>
+        <w:t xml:space="preserve">  — A unit rate has 1 in the second quantity. '12 miles per 1 hour' is the only choice where the second quantity is 1.</w:t>
       </w:r>
     </w:p>
     <w:p>
@@ -3259,7 +3521,7 @@
           <w:sz w:val="21"/>
           <w:szCs w:val="21"/>
         </w:rPr>
-        <w:t xml:space="preserve">A)  $0.75</w:t>
+        <w:t xml:space="preserve">B)  Pack B</w:t>
       </w:r>
       <w:r>
         <w:rPr>
@@ -3269,7 +3531,7 @@
           <w:sz w:val="19"/>
           <w:szCs w:val="19"/>
         </w:rPr>
-        <w:t xml:space="preserve">  — $6.00 ÷ 8 = $0.75 per marker.</w:t>
+        <w:t xml:space="preserve">  — Pack B has a unit rate of $0.20 per token, which is the lowest cost per token.</w:t>
       </w:r>
     </w:p>
     <w:p>
@@ -3290,7 +3552,7 @@
           <w:sz w:val="21"/>
           <w:szCs w:val="21"/>
         </w:rPr>
-        <w:t xml:space="preserve">A)  12 miles per 1 hour</w:t>
+        <w:t xml:space="preserve">A)  Runner B</w:t>
       </w:r>
       <w:r>
         <w:rPr>
@@ -3300,7 +3562,7 @@
           <w:sz w:val="19"/>
           <w:szCs w:val="19"/>
         </w:rPr>
-        <w:t xml:space="preserve">  — A unit rate has 1 in the second quantity. '12 miles per 1 hour' is the only choice where the second quantity is 1.</w:t>
+        <w:t xml:space="preserve">  — Runner A: 4÷12 ≈ 0.33 laps/min. Runner B: 5÷14 ≈ 0.36 laps/min. Runner B runs slightly more laps per minute.</w:t>
       </w:r>
     </w:p>
     <w:p>

--- a/lessons/4-1-flagship/downloads/4-1-flagship-notes.docx
+++ b/lessons/4-1-flagship/downloads/4-1-flagship-notes.docx
@@ -1177,6 +1177,238 @@
     <w:p>
       <w:pPr>
         <w:pStyle w:val="Heading1"/>
+        <w:pBdr>
+          <w:bottom w:val="single" w:color="1FA6A2" w:sz="14" w:space="6"/>
+        </w:pBdr>
+        <w:spacing w:after="140" w:before="260"/>
+      </w:pPr>
+      <w:r>
+        <w:rPr>
+          <w:b/>
+          <w:bCs/>
+          <w:color w:val="12355B"/>
+          <w:sz w:val="30"/>
+          <w:szCs w:val="30"/>
+        </w:rPr>
+        <w:t xml:space="preserve">Guided Notes</w:t>
+      </w:r>
+    </w:p>
+    <w:p>
+      <w:pPr>
+        <w:spacing w:after="100"/>
+      </w:pPr>
+      <w:r>
+        <w:rPr>
+          <w:i/>
+          <w:iCs/>
+          <w:color w:val="5F6F80"/>
+          <w:sz w:val="19"/>
+          <w:szCs w:val="19"/>
+        </w:rPr>
+        <w:t xml:space="preserve">Fill in each blank as we go. Use the Word Bank to help you.</w:t>
+      </w:r>
+    </w:p>
+    <w:tbl>
+      <w:tblPr>
+        <w:tblW w:type="pct" w:w="100%"/>
+        <w:tblBorders>
+          <w:top w:val="single" w:color="BBD0DE" w:sz="8"/>
+          <w:left w:val="single" w:color="BBD0DE" w:sz="8"/>
+          <w:bottom w:val="single" w:color="BBD0DE" w:sz="8"/>
+          <w:right w:val="single" w:color="BBD0DE" w:sz="8"/>
+          <w:insideH w:val="single" w:color="auto" w:sz="4"/>
+          <w:insideV w:val="single" w:color="auto" w:sz="4"/>
+        </w:tblBorders>
+      </w:tblPr>
+      <w:tblGrid>
+        <w:gridCol w:w="100"/>
+      </w:tblGrid>
+      <w:tr>
+        <w:tc>
+          <w:tcPr>
+            <w:shd w:fill="EEF4F8" w:color="auto" w:val="clear"/>
+            <w:tcMar>
+              <w:top w:type="dxa" w:w="120"/>
+              <w:left w:type="dxa" w:w="180"/>
+              <w:bottom w:type="dxa" w:w="120"/>
+              <w:right w:type="dxa" w:w="180"/>
+            </w:tcMar>
+          </w:tcPr>
+          <w:p>
+            <w:pPr>
+              <w:spacing w:after="40"/>
+            </w:pPr>
+            <w:r>
+              <w:rPr>
+                <w:b/>
+                <w:bCs/>
+                <w:color w:val="1FA6A2"/>
+                <w:sz w:val="18"/>
+                <w:szCs w:val="18"/>
+              </w:rPr>
+              <w:t xml:space="preserve">WORD BANK</w:t>
+            </w:r>
+          </w:p>
+          <w:p>
+            <w:pPr>
+              <w:spacing w:after="80"/>
+            </w:pPr>
+            <w:r>
+              <w:rPr>
+                <w:b/>
+                <w:bCs/>
+                <w:sz w:val="21"/>
+                <w:szCs w:val="21"/>
+              </w:rPr>
+              <w:t xml:space="preserve">Rate      •      Unit Rate      •      Per      •      Ratio      •      Better Buy      •      Divide</w:t>
+            </w:r>
+          </w:p>
+        </w:tc>
+      </w:tr>
+    </w:tbl>
+    <w:p>
+      <w:pPr>
+        <w:spacing w:after="80"/>
+      </w:pPr>
+      <w:r>
+        <w:t xml:space="preserve"/>
+      </w:r>
+    </w:p>
+    <w:p>
+      <w:pPr>
+        <w:spacing w:after="120" w:before="80"/>
+      </w:pPr>
+      <w:r>
+        <w:rPr>
+          <w:b/>
+          <w:bCs/>
+          <w:color w:val="12355B"/>
+          <w:sz w:val="22"/>
+          <w:szCs w:val="22"/>
+        </w:rPr>
+        <w:t xml:space="preserve">1.  </w:t>
+      </w:r>
+      <w:r>
+        <w:rPr>
+          <w:sz w:val="22"/>
+          <w:szCs w:val="22"/>
+        </w:rPr>
+        <w:t xml:space="preserve">A ratio that compares two quantities with different units is a ___.</w:t>
+      </w:r>
+    </w:p>
+    <w:p>
+      <w:pPr>
+        <w:spacing w:after="120" w:before="80"/>
+      </w:pPr>
+      <w:r>
+        <w:rPr>
+          <w:b/>
+          <w:bCs/>
+          <w:color w:val="12355B"/>
+          <w:sz w:val="22"/>
+          <w:szCs w:val="22"/>
+        </w:rPr>
+        <w:t xml:space="preserve">2.  </w:t>
+      </w:r>
+      <w:r>
+        <w:rPr>
+          <w:sz w:val="22"/>
+          <w:szCs w:val="22"/>
+        </w:rPr>
+        <w:t xml:space="preserve">A rate that tells the cost or amount for one unit is a ___.</w:t>
+      </w:r>
+    </w:p>
+    <w:p>
+      <w:pPr>
+        <w:spacing w:after="120" w:before="80"/>
+      </w:pPr>
+      <w:r>
+        <w:rPr>
+          <w:b/>
+          <w:bCs/>
+          <w:color w:val="12355B"/>
+          <w:sz w:val="22"/>
+          <w:szCs w:val="22"/>
+        </w:rPr>
+        <w:t xml:space="preserve">3.  </w:t>
+      </w:r>
+      <w:r>
+        <w:rPr>
+          <w:sz w:val="22"/>
+          <w:szCs w:val="22"/>
+        </w:rPr>
+        <w:t xml:space="preserve">The word that means 'for each one' is ___.</w:t>
+      </w:r>
+    </w:p>
+    <w:p>
+      <w:pPr>
+        <w:spacing w:after="120" w:before="80"/>
+      </w:pPr>
+      <w:r>
+        <w:rPr>
+          <w:b/>
+          <w:bCs/>
+          <w:color w:val="12355B"/>
+          <w:sz w:val="22"/>
+          <w:szCs w:val="22"/>
+        </w:rPr>
+        <w:t xml:space="preserve">4.  </w:t>
+      </w:r>
+      <w:r>
+        <w:rPr>
+          <w:sz w:val="22"/>
+          <w:szCs w:val="22"/>
+        </w:rPr>
+        <w:t xml:space="preserve">A comparison of two quantities is a ___.</w:t>
+      </w:r>
+    </w:p>
+    <w:p>
+      <w:pPr>
+        <w:spacing w:after="120" w:before="80"/>
+      </w:pPr>
+      <w:r>
+        <w:rPr>
+          <w:b/>
+          <w:bCs/>
+          <w:color w:val="12355B"/>
+          <w:sz w:val="22"/>
+          <w:szCs w:val="22"/>
+        </w:rPr>
+        <w:t xml:space="preserve">5.  </w:t>
+      </w:r>
+      <w:r>
+        <w:rPr>
+          <w:sz w:val="22"/>
+          <w:szCs w:val="22"/>
+        </w:rPr>
+        <w:t xml:space="preserve">The option with the lower unit rate, costing less per item, is the ___.</w:t>
+      </w:r>
+    </w:p>
+    <w:p>
+      <w:pPr>
+        <w:spacing w:after="120" w:before="80"/>
+      </w:pPr>
+      <w:r>
+        <w:rPr>
+          <w:b/>
+          <w:bCs/>
+          <w:color w:val="12355B"/>
+          <w:sz w:val="22"/>
+          <w:szCs w:val="22"/>
+        </w:rPr>
+        <w:t xml:space="preserve">6.  </w:t>
+      </w:r>
+      <w:r>
+        <w:rPr>
+          <w:sz w:val="22"/>
+          <w:szCs w:val="22"/>
+        </w:rPr>
+        <w:t xml:space="preserve">To find a unit rate, I ___ the price by the number of units.</w:t>
+      </w:r>
+    </w:p>
+    <w:p>
+      <w:pPr>
+        <w:pStyle w:val="Heading1"/>
         <w:pageBreakBefore/>
         <w:pBdr>
           <w:bottom w:val="single" w:color="1FA6A2" w:sz="14" w:space="6"/>
@@ -2144,6 +2376,87 @@
     </w:p>
     <w:p>
       <w:pPr>
+        <w:spacing w:after="40" w:before="80"/>
+      </w:pPr>
+      <w:r>
+        <w:rPr>
+          <w:b/>
+          <w:bCs/>
+          <w:color w:val="12355B"/>
+          <w:sz w:val="21"/>
+          <w:szCs w:val="21"/>
+        </w:rPr>
+        <w:t xml:space="preserve">4. </w:t>
+      </w:r>
+      <w:r>
+        <w:rPr>
+          <w:b/>
+          <w:bCs/>
+          <w:color w:val="6B4FA0"/>
+          <w:sz w:val="19"/>
+          <w:szCs w:val="19"/>
+        </w:rPr>
+        <w:t xml:space="preserve">[Practice] </w:t>
+      </w:r>
+      <w:r>
+        <w:rPr>
+          <w:b/>
+          <w:bCs/>
+          <w:sz w:val="21"/>
+          <w:szCs w:val="21"/>
+        </w:rPr>
+        <w:t xml:space="preserve">During practice on Rates and Unit Rates, what strategy did you use when a problem felt tricky?</w:t>
+      </w:r>
+    </w:p>
+    <w:p>
+      <w:pPr>
+        <w:spacing w:after="60"/>
+      </w:pPr>
+      <w:r>
+        <w:rPr>
+          <w:color w:val="1A2733"/>
+          <w:sz w:val="21"/>
+          <w:szCs w:val="21"/>
+        </w:rPr>
+        <w:t xml:space="preserve">Start with:  Booth A costs ___ per game because 3 divided by 5 equals ___.</w:t>
+      </w:r>
+      <w:r>
+        <w:rPr>
+          <w:i/>
+          <w:iCs/>
+          <w:color w:val="5F6F80"/>
+          <w:sz w:val="19"/>
+          <w:szCs w:val="19"/>
+        </w:rPr>
+        <w:br/>
+        <w:t xml:space="preserve">El puesto A cuesta ___ por juego porque 3 entre 5 es ___.</w:t>
+      </w:r>
+    </w:p>
+    <w:p>
+      <w:pPr>
+        <w:spacing w:after="80"/>
+      </w:pPr>
+      <w:r>
+        <w:rPr>
+          <w:b/>
+          <w:bCs/>
+          <w:color w:val="12355B"/>
+          <w:sz w:val="19"/>
+          <w:szCs w:val="19"/>
+        </w:rPr>
+        <w:t xml:space="preserve">Word bank:  </w:t>
+      </w:r>
+      <w:r>
+        <w:rPr>
+          <w:color w:val="1FA6A2"/>
+          <w:sz w:val="19"/>
+          <w:szCs w:val="19"/>
+        </w:rPr>
+        <w:t xml:space="preserve">Rate,  Unit Rate,  Per,  Ratio</w:t>
+      </w:r>
+    </w:p>
+    <w:p>
+      <w:pPr>
         <w:pStyle w:val="Heading1"/>
         <w:pageBreakBefore/>
         <w:pBdr>
@@ -2740,33 +3053,7 @@
           <w:sz w:val="30"/>
           <w:szCs w:val="30"/>
         </w:rPr>
-        <w:t xml:space="preserve">Write About the Math</w:t>
-      </w:r>
-    </w:p>
-    <w:p>
-      <w:pPr>
-        <w:pStyle w:val="Heading2"/>
-        <w:spacing w:after="80" w:before="180"/>
-      </w:pPr>
-      <w:r>
-        <w:rPr>
-          <w:b/>
-          <w:bCs/>
-          <w:color w:val="12355B"/>
-          <w:sz w:val="24"/>
-          <w:szCs w:val="24"/>
-        </w:rPr>
-        <w:t xml:space="preserve">Build Strong Sentences</w:t>
-      </w:r>
-      <w:r>
-        <w:rPr>
-          <w:i/>
-          <w:iCs/>
-          <w:color w:val="B97A12"/>
-          <w:sz w:val="19"/>
-          <w:szCs w:val="19"/>
-        </w:rPr>
-        <w:t xml:space="preserve">   The Writing Revolution</w:t>
+        <w:t xml:space="preserve">Exit Ticket</w:t>
       </w:r>
     </w:p>
     <w:p>
@@ -2781,435 +3068,86 @@
           <w:sz w:val="19"/>
           <w:szCs w:val="19"/>
         </w:rPr>
-        <w:t xml:space="preserve">I can explain my choice using the words rate, unit rate, per, and better buy.</w:t>
-      </w:r>
-    </w:p>
-    <w:p>
-      <w:pPr>
-        <w:pStyle w:val="Heading2"/>
-        <w:spacing w:after="80" w:before="180"/>
-      </w:pPr>
-      <w:r>
-        <w:rPr>
-          <w:b/>
-          <w:bCs/>
-          <w:color w:val="12355B"/>
-          <w:sz w:val="24"/>
-          <w:szCs w:val="24"/>
-        </w:rPr>
-        <w:t xml:space="preserve">1. Kernel Sentence</w:t>
-      </w:r>
-      <w:r>
-        <w:rPr>
-          <w:i/>
-          <w:iCs/>
-          <w:color w:val="1FA6A2"/>
-          <w:sz w:val="19"/>
-          <w:szCs w:val="19"/>
-        </w:rPr>
-        <w:t xml:space="preserve">   subject + verb</w:t>
-      </w:r>
-    </w:p>
-    <w:tbl>
-      <w:tblPr>
-        <w:tblW w:type="pct" w:w="100%"/>
-        <w:tblBorders>
-          <w:top w:val="single" w:color="B97A12" w:sz="8"/>
-          <w:left w:val="single" w:color="B97A12" w:sz="8"/>
-          <w:bottom w:val="single" w:color="B97A12" w:sz="8"/>
-          <w:right w:val="single" w:color="B97A12" w:sz="8"/>
-          <w:insideH w:val="single" w:color="auto" w:sz="4"/>
-          <w:insideV w:val="single" w:color="auto" w:sz="4"/>
-        </w:tblBorders>
-      </w:tblPr>
-      <w:tblGrid>
-        <w:gridCol w:w="100"/>
-      </w:tblGrid>
-      <w:tr>
-        <w:tc>
-          <w:tcPr>
-            <w:shd w:fill="FBF3E2" w:color="auto" w:val="clear"/>
-            <w:tcMar>
-              <w:top w:type="dxa" w:w="120"/>
-              <w:left w:type="dxa" w:w="180"/>
-              <w:bottom w:type="dxa" w:w="120"/>
-              <w:right w:type="dxa" w:w="180"/>
-            </w:tcMar>
-          </w:tcPr>
-          <w:p>
-            <w:pPr>
-              <w:spacing w:after="0"/>
-            </w:pPr>
-            <w:r>
-              <w:rPr>
-                <w:b/>
-                <w:bCs/>
-                <w:color w:val="1FA6A2"/>
-                <w:sz w:val="20"/>
-                <w:szCs w:val="20"/>
-              </w:rPr>
-              <w:t xml:space="preserve">Model:  </w:t>
-            </w:r>
-            <w:r>
-              <w:rPr>
-                <w:sz w:val="20"/>
-                <w:szCs w:val="20"/>
-              </w:rPr>
-              <w:t xml:space="preserve">Rate is a ratio comparing two amounts with different units, like miles per hour.</w:t>
-            </w:r>
-          </w:p>
-        </w:tc>
-      </w:tr>
-    </w:tbl>
+        <w:t xml:space="preserve">Answer on your own. This shows what you learned today.</w:t>
+      </w:r>
+    </w:p>
+    <w:p>
+      <w:pPr>
+        <w:spacing w:after="80" w:before="80"/>
+      </w:pPr>
+      <w:r>
+        <w:rPr>
+          <w:color w:val="B97A12"/>
+          <w:sz w:val="22"/>
+          <w:szCs w:val="22"/>
+        </w:rPr>
+        <w:t xml:space="preserve">★  </w:t>
+      </w:r>
+      <w:r>
+        <w:rPr>
+          <w:b/>
+          <w:bCs/>
+          <w:sz w:val="22"/>
+          <w:szCs w:val="22"/>
+        </w:rPr>
+        <w:t xml:space="preserve">A store sells 6 pencils for $1.50 and 10 pencils for $2.80. Which is the better buy?</w:t>
+      </w:r>
+    </w:p>
+    <w:p>
+      <w:pPr>
+        <w:spacing w:after="60"/>
+        <w:ind w:left="420"/>
+      </w:pPr>
+      <w:r>
+        <w:rPr>
+          <w:sz w:val="21"/>
+          <w:szCs w:val="21"/>
+        </w:rPr>
+        <w:t xml:space="preserve">A)  6 for $1.50 — $0.25 each</w:t>
+      </w:r>
+    </w:p>
+    <w:p>
+      <w:pPr>
+        <w:spacing w:after="60"/>
+        <w:ind w:left="420"/>
+      </w:pPr>
+      <w:r>
+        <w:rPr>
+          <w:sz w:val="21"/>
+          <w:szCs w:val="21"/>
+        </w:rPr>
+        <w:t xml:space="preserve">B)  10 for $2.80 — $0.28 each</w:t>
+      </w:r>
+    </w:p>
+    <w:p>
+      <w:pPr>
+        <w:spacing w:after="60"/>
+        <w:ind w:left="420"/>
+      </w:pPr>
+      <w:r>
+        <w:rPr>
+          <w:sz w:val="21"/>
+          <w:szCs w:val="21"/>
+        </w:rPr>
+        <w:t xml:space="preserve">C)  They cost the same per pencil</w:t>
+      </w:r>
+    </w:p>
+    <w:p>
+      <w:pPr>
+        <w:spacing w:after="60"/>
+        <w:ind w:left="420"/>
+      </w:pPr>
+      <w:r>
+        <w:rPr>
+          <w:sz w:val="21"/>
+          <w:szCs w:val="21"/>
+        </w:rPr>
+        <w:t xml:space="preserve">D)  Not enough information</w:t>
+      </w:r>
+    </w:p>
     <w:p>
       <w:pPr>
         <w:spacing w:after="40"/>
-      </w:pPr>
-      <w:r>
-        <w:t xml:space="preserve"/>
-      </w:r>
-    </w:p>
-    <w:p>
-      <w:pPr>
-        <w:spacing w:after="60"/>
-      </w:pPr>
-      <w:r>
-        <w:rPr>
-          <w:color w:val="1A2733"/>
-          <w:sz w:val="21"/>
-          <w:szCs w:val="21"/>
-        </w:rPr>
-        <w:t xml:space="preserve">Write a kernel sentence about rate. Use a subject and a verb.</w:t>
-      </w:r>
-      <w:r>
-        <w:rPr>
-          <w:i/>
-          <w:iCs/>
-          <w:color w:val="5F6F80"/>
-          <w:sz w:val="19"/>
-          <w:szCs w:val="19"/>
-        </w:rPr>
-        <w:br/>
-        <w:t xml:space="preserve">Escribe una oración base sobre tasa. Usa un sujeto y un verbo.</w:t>
-      </w:r>
-    </w:p>
-    <w:p>
-      <w:pPr>
-        <w:pBdr>
-          <w:bottom w:val="single" w:color="AFBECC" w:sz="6"/>
-        </w:pBdr>
-        <w:spacing w:after="30" w:before="150"/>
-      </w:pPr>
-      <w:r>
-        <w:t xml:space="preserve"/>
-      </w:r>
-    </w:p>
-    <w:p>
-      <w:pPr>
-        <w:pBdr>
-          <w:bottom w:val="single" w:color="AFBECC" w:sz="6"/>
-        </w:pBdr>
-        <w:spacing w:after="30" w:before="150"/>
-      </w:pPr>
-      <w:r>
-        <w:t xml:space="preserve"/>
-      </w:r>
-    </w:p>
-    <w:p>
-      <w:pPr>
-        <w:pStyle w:val="Heading2"/>
-        <w:spacing w:after="80" w:before="180"/>
-      </w:pPr>
-      <w:r>
-        <w:rPr>
-          <w:b/>
-          <w:bCs/>
-          <w:color w:val="12355B"/>
-          <w:sz w:val="24"/>
-          <w:szCs w:val="24"/>
-        </w:rPr>
-        <w:t xml:space="preserve">2. Sentence Expansion</w:t>
-      </w:r>
-      <w:r>
-        <w:rPr>
-          <w:i/>
-          <w:iCs/>
-          <w:color w:val="1FA6A2"/>
-          <w:sz w:val="19"/>
-          <w:szCs w:val="19"/>
-        </w:rPr>
-        <w:t xml:space="preserve">   because · but · so</w:t>
-      </w:r>
-    </w:p>
-    <w:p>
-      <w:pPr>
-        <w:spacing w:after="80"/>
-      </w:pPr>
-      <w:r>
-        <w:rPr>
-          <w:b/>
-          <w:bCs/>
-          <w:color w:val="1FA6A2"/>
-          <w:sz w:val="20"/>
-          <w:szCs w:val="20"/>
-        </w:rPr>
-        <w:t xml:space="preserve">Kernel:  </w:t>
-      </w:r>
-      <w:r>
-        <w:rPr>
-          <w:sz w:val="20"/>
-          <w:szCs w:val="20"/>
-        </w:rPr>
-        <w:t xml:space="preserve">Rate matters in math</w:t>
-      </w:r>
-    </w:p>
-    <w:p>
-      <w:pPr>
-        <w:spacing w:after="80"/>
-      </w:pPr>
-      <w:r>
-        <w:rPr>
-          <w:b/>
-          <w:bCs/>
-          <w:color w:val="12355B"/>
-          <w:sz w:val="21"/>
-          <w:szCs w:val="21"/>
-        </w:rPr>
-        <w:t xml:space="preserve">because  </w:t>
-      </w:r>
-      <w:r>
-        <w:rPr>
-          <w:sz w:val="21"/>
-          <w:szCs w:val="21"/>
-        </w:rPr>
-        <w:t xml:space="preserve">Rate matters in math because ___.</w:t>
-      </w:r>
-      <w:r>
-        <w:rPr>
-          <w:i/>
-          <w:iCs/>
-          <w:color w:val="5F6F80"/>
-          <w:sz w:val="19"/>
-          <w:szCs w:val="19"/>
-        </w:rPr>
-        <w:br/>
-        <w:t xml:space="preserve">Tasa importa en matemáticas porque ___.</w:t>
-      </w:r>
-    </w:p>
-    <w:p>
-      <w:pPr>
-        <w:pBdr>
-          <w:bottom w:val="single" w:color="AFBECC" w:sz="6"/>
-        </w:pBdr>
-        <w:spacing w:after="30" w:before="150"/>
-      </w:pPr>
-      <w:r>
-        <w:t xml:space="preserve"/>
-      </w:r>
-    </w:p>
-    <w:p>
-      <w:pPr>
-        <w:spacing w:after="80"/>
-      </w:pPr>
-      <w:r>
-        <w:rPr>
-          <w:b/>
-          <w:bCs/>
-          <w:color w:val="12355B"/>
-          <w:sz w:val="21"/>
-          <w:szCs w:val="21"/>
-        </w:rPr>
-        <w:t xml:space="preserve">but  </w:t>
-      </w:r>
-      <w:r>
-        <w:rPr>
-          <w:sz w:val="21"/>
-          <w:szCs w:val="21"/>
-        </w:rPr>
-        <w:t xml:space="preserve">Rate matters in math, but ___.</w:t>
-      </w:r>
-      <w:r>
-        <w:rPr>
-          <w:i/>
-          <w:iCs/>
-          <w:color w:val="5F6F80"/>
-          <w:sz w:val="19"/>
-          <w:szCs w:val="19"/>
-        </w:rPr>
-        <w:br/>
-        <w:t xml:space="preserve">Tasa importa en matemáticas, pero ___.</w:t>
-      </w:r>
-    </w:p>
-    <w:p>
-      <w:pPr>
-        <w:pBdr>
-          <w:bottom w:val="single" w:color="AFBECC" w:sz="6"/>
-        </w:pBdr>
-        <w:spacing w:after="30" w:before="150"/>
-      </w:pPr>
-      <w:r>
-        <w:t xml:space="preserve"/>
-      </w:r>
-    </w:p>
-    <w:p>
-      <w:pPr>
-        <w:spacing w:after="80"/>
-      </w:pPr>
-      <w:r>
-        <w:rPr>
-          <w:b/>
-          <w:bCs/>
-          <w:color w:val="12355B"/>
-          <w:sz w:val="21"/>
-          <w:szCs w:val="21"/>
-        </w:rPr>
-        <w:t xml:space="preserve">so  </w:t>
-      </w:r>
-      <w:r>
-        <w:rPr>
-          <w:sz w:val="21"/>
-          <w:szCs w:val="21"/>
-        </w:rPr>
-        <w:t xml:space="preserve">Rate matters in math, so ___.</w:t>
-      </w:r>
-      <w:r>
-        <w:rPr>
-          <w:i/>
-          <w:iCs/>
-          <w:color w:val="5F6F80"/>
-          <w:sz w:val="19"/>
-          <w:szCs w:val="19"/>
-        </w:rPr>
-        <w:br/>
-        <w:t xml:space="preserve">Tasa importa en matemáticas, entonces ___.</w:t>
-      </w:r>
-    </w:p>
-    <w:p>
-      <w:pPr>
-        <w:pBdr>
-          <w:bottom w:val="single" w:color="AFBECC" w:sz="6"/>
-        </w:pBdr>
-        <w:spacing w:after="30" w:before="150"/>
-      </w:pPr>
-      <w:r>
-        <w:t xml:space="preserve"/>
-      </w:r>
-    </w:p>
-    <w:p>
-      <w:pPr>
-        <w:pStyle w:val="Heading2"/>
-        <w:spacing w:after="80" w:before="180"/>
-      </w:pPr>
-      <w:r>
-        <w:rPr>
-          <w:b/>
-          <w:bCs/>
-          <w:color w:val="12355B"/>
-          <w:sz w:val="24"/>
-          <w:szCs w:val="24"/>
-        </w:rPr>
-        <w:t xml:space="preserve">3. Explain Your Reasoning</w:t>
-      </w:r>
-      <w:r>
-        <w:rPr>
-          <w:i/>
-          <w:iCs/>
-          <w:color w:val="1FA6A2"/>
-          <w:sz w:val="19"/>
-          <w:szCs w:val="19"/>
-        </w:rPr>
-        <w:t xml:space="preserve">   use a sentence starter</w:t>
-      </w:r>
-    </w:p>
-    <w:p>
-      <w:pPr>
-        <w:spacing w:after="60"/>
-      </w:pPr>
-      <w:r>
-        <w:rPr>
-          <w:color w:val="1A2733"/>
-          <w:sz w:val="21"/>
-          <w:szCs w:val="21"/>
-        </w:rPr>
-        <w:t xml:space="preserve">You ___ tell just by looking because the number of ___ is different.</w:t>
-      </w:r>
-      <w:r>
-        <w:rPr>
-          <w:i/>
-          <w:iCs/>
-          <w:color w:val="5F6F80"/>
-          <w:sz w:val="19"/>
-          <w:szCs w:val="19"/>
-        </w:rPr>
-        <w:br/>
-        <w:t xml:space="preserve">___ se puede saber solo mirando porque la cantidad de ___ es diferente.</w:t>
-      </w:r>
-    </w:p>
-    <w:p>
-      <w:pPr>
-        <w:spacing w:after="60"/>
-      </w:pPr>
-      <w:r>
-        <w:rPr>
-          <w:color w:val="1A2733"/>
-          <w:sz w:val="21"/>
-          <w:szCs w:val="21"/>
-        </w:rPr>
-        <w:t xml:space="preserve">To compare fairly I need the cost per ___ game.</w:t>
-      </w:r>
-      <w:r>
-        <w:rPr>
-          <w:i/>
-          <w:iCs/>
-          <w:color w:val="5F6F80"/>
-          <w:sz w:val="19"/>
-          <w:szCs w:val="19"/>
-        </w:rPr>
-        <w:br/>
-        <w:t xml:space="preserve">Para comparar de forma justa necesito el costo por ___ juego.</w:t>
-      </w:r>
-    </w:p>
-    <w:p>
-      <w:pPr>
-        <w:spacing w:after="60"/>
-      </w:pPr>
-      <w:r>
-        <w:rPr>
-          <w:color w:val="1A2733"/>
-          <w:sz w:val="21"/>
-          <w:szCs w:val="21"/>
-        </w:rPr>
-        <w:t xml:space="preserve">Booth A costs ___ per game because 3 divided by 5 equals ___.</w:t>
-      </w:r>
-      <w:r>
-        <w:rPr>
-          <w:i/>
-          <w:iCs/>
-          <w:color w:val="5F6F80"/>
-          <w:sz w:val="19"/>
-          <w:szCs w:val="19"/>
-        </w:rPr>
-        <w:br/>
-        <w:t xml:space="preserve">El puesto A cuesta ___ por juego porque 3 entre 5 es ___.</w:t>
-      </w:r>
-    </w:p>
-    <w:p>
-      <w:pPr>
-        <w:pBdr>
-          <w:bottom w:val="single" w:color="AFBECC" w:sz="6"/>
-        </w:pBdr>
-        <w:spacing w:after="30" w:before="150"/>
-      </w:pPr>
-      <w:r>
-        <w:t xml:space="preserve"/>
-      </w:r>
-    </w:p>
-    <w:p>
-      <w:pPr>
-        <w:pBdr>
-          <w:bottom w:val="single" w:color="AFBECC" w:sz="6"/>
-        </w:pBdr>
-        <w:spacing w:after="30" w:before="150"/>
       </w:pPr>
       <w:r>
         <w:t xml:space="preserve"/>
@@ -3232,7 +3170,7 @@
           <w:sz w:val="30"/>
           <w:szCs w:val="30"/>
         </w:rPr>
-        <w:t xml:space="preserve">Exit Ticket</w:t>
+        <w:t xml:space="preserve">Answer Key &amp; Teacher Guide</w:t>
       </w:r>
     </w:p>
     <w:p>
@@ -3247,115 +3185,245 @@
           <w:sz w:val="19"/>
           <w:szCs w:val="19"/>
         </w:rPr>
-        <w:t xml:space="preserve">Answer on your own. This shows what you learned today.</w:t>
-      </w:r>
-    </w:p>
-    <w:p>
-      <w:pPr>
-        <w:spacing w:after="80" w:before="80"/>
-      </w:pPr>
-      <w:r>
-        <w:rPr>
-          <w:color w:val="B97A12"/>
-          <w:sz w:val="22"/>
-          <w:szCs w:val="22"/>
-        </w:rPr>
-        <w:t xml:space="preserve">★  </w:t>
-      </w:r>
-      <w:r>
-        <w:rPr>
-          <w:b/>
-          <w:bCs/>
-          <w:sz w:val="22"/>
-          <w:szCs w:val="22"/>
-        </w:rPr>
-        <w:t xml:space="preserve">A store sells 6 pencils for $1.50 and 10 pencils for $2.80. Which is the better buy?</w:t>
-      </w:r>
-    </w:p>
-    <w:p>
-      <w:pPr>
-        <w:spacing w:after="60"/>
-        <w:ind w:left="420"/>
-      </w:pPr>
-      <w:r>
-        <w:rPr>
-          <w:sz w:val="21"/>
-          <w:szCs w:val="21"/>
-        </w:rPr>
-        <w:t xml:space="preserve">A)  6 for $1.50 — $0.25 each</w:t>
-      </w:r>
-    </w:p>
-    <w:p>
-      <w:pPr>
-        <w:spacing w:after="60"/>
-        <w:ind w:left="420"/>
-      </w:pPr>
-      <w:r>
-        <w:rPr>
-          <w:sz w:val="21"/>
-          <w:szCs w:val="21"/>
-        </w:rPr>
-        <w:t xml:space="preserve">B)  10 for $2.80 — $0.28 each</w:t>
-      </w:r>
-    </w:p>
-    <w:p>
-      <w:pPr>
-        <w:spacing w:after="60"/>
-        <w:ind w:left="420"/>
-      </w:pPr>
-      <w:r>
-        <w:rPr>
-          <w:sz w:val="21"/>
-          <w:szCs w:val="21"/>
-        </w:rPr>
-        <w:t xml:space="preserve">C)  They cost the same per pencil</w:t>
-      </w:r>
-    </w:p>
-    <w:p>
-      <w:pPr>
-        <w:spacing w:after="60"/>
-        <w:ind w:left="420"/>
-      </w:pPr>
-      <w:r>
-        <w:rPr>
-          <w:sz w:val="21"/>
-          <w:szCs w:val="21"/>
-        </w:rPr>
-        <w:t xml:space="preserve">D)  Not enough information</w:t>
-      </w:r>
-    </w:p>
-    <w:p>
-      <w:pPr>
-        <w:spacing w:after="40"/>
-      </w:pPr>
-      <w:r>
-        <w:t xml:space="preserve"/>
-      </w:r>
-    </w:p>
-    <w:p>
-      <w:pPr>
-        <w:pStyle w:val="Heading1"/>
-        <w:pageBreakBefore/>
-        <w:pBdr>
-          <w:bottom w:val="single" w:color="1FA6A2" w:sz="14" w:space="6"/>
-        </w:pBdr>
-        <w:spacing w:after="140" w:before="0"/>
-      </w:pPr>
-      <w:r>
-        <w:rPr>
-          <w:b/>
-          <w:bCs/>
-          <w:color w:val="12355B"/>
-          <w:sz w:val="30"/>
-          <w:szCs w:val="30"/>
-        </w:rPr>
-        <w:t xml:space="preserve">Answer Key &amp; Teacher Guide</w:t>
-      </w:r>
-    </w:p>
-    <w:p>
-      <w:pPr>
-        <w:spacing w:after="100"/>
-      </w:pPr>
+        <w:t xml:space="preserve">Teacher reference — remove or fold back before distributing to students.</w:t>
+      </w:r>
+    </w:p>
+    <w:p>
+      <w:pPr>
+        <w:pStyle w:val="Heading2"/>
+        <w:spacing w:after="80" w:before="180"/>
+      </w:pPr>
+      <w:r>
+        <w:rPr>
+          <w:b/>
+          <w:bCs/>
+          <w:color w:val="12355B"/>
+          <w:sz w:val="24"/>
+          <w:szCs w:val="24"/>
+        </w:rPr>
+        <w:t xml:space="preserve">Guided Notes (Fill-in)</w:t>
+      </w:r>
+    </w:p>
+    <w:p>
+      <w:pPr>
+        <w:spacing w:after="80"/>
+      </w:pPr>
+      <w:r>
+        <w:rPr>
+          <w:b/>
+          <w:bCs/>
+          <w:sz w:val="21"/>
+          <w:szCs w:val="21"/>
+        </w:rPr>
+        <w:t xml:space="preserve">Notes 1:  </w:t>
+      </w:r>
+      <w:r>
+        <w:rPr>
+          <w:sz w:val="21"/>
+          <w:szCs w:val="21"/>
+        </w:rPr>
+        <w:t xml:space="preserve">Rate</w:t>
+      </w:r>
+    </w:p>
+    <w:p>
+      <w:pPr>
+        <w:spacing w:after="80"/>
+      </w:pPr>
+      <w:r>
+        <w:rPr>
+          <w:b/>
+          <w:bCs/>
+          <w:sz w:val="21"/>
+          <w:szCs w:val="21"/>
+        </w:rPr>
+        <w:t xml:space="preserve">Notes 2:  </w:t>
+      </w:r>
+      <w:r>
+        <w:rPr>
+          <w:sz w:val="21"/>
+          <w:szCs w:val="21"/>
+        </w:rPr>
+        <w:t xml:space="preserve">Unit Rate</w:t>
+      </w:r>
+    </w:p>
+    <w:p>
+      <w:pPr>
+        <w:spacing w:after="80"/>
+      </w:pPr>
+      <w:r>
+        <w:rPr>
+          <w:b/>
+          <w:bCs/>
+          <w:sz w:val="21"/>
+          <w:szCs w:val="21"/>
+        </w:rPr>
+        <w:t xml:space="preserve">Notes 3:  </w:t>
+      </w:r>
+      <w:r>
+        <w:rPr>
+          <w:sz w:val="21"/>
+          <w:szCs w:val="21"/>
+        </w:rPr>
+        <w:t xml:space="preserve">Per</w:t>
+      </w:r>
+    </w:p>
+    <w:p>
+      <w:pPr>
+        <w:spacing w:after="80"/>
+      </w:pPr>
+      <w:r>
+        <w:rPr>
+          <w:b/>
+          <w:bCs/>
+          <w:sz w:val="21"/>
+          <w:szCs w:val="21"/>
+        </w:rPr>
+        <w:t xml:space="preserve">Notes 4:  </w:t>
+      </w:r>
+      <w:r>
+        <w:rPr>
+          <w:sz w:val="21"/>
+          <w:szCs w:val="21"/>
+        </w:rPr>
+        <w:t xml:space="preserve">Ratio</w:t>
+      </w:r>
+    </w:p>
+    <w:p>
+      <w:pPr>
+        <w:spacing w:after="80"/>
+      </w:pPr>
+      <w:r>
+        <w:rPr>
+          <w:b/>
+          <w:bCs/>
+          <w:sz w:val="21"/>
+          <w:szCs w:val="21"/>
+        </w:rPr>
+        <w:t xml:space="preserve">Notes 5:  </w:t>
+      </w:r>
+      <w:r>
+        <w:rPr>
+          <w:sz w:val="21"/>
+          <w:szCs w:val="21"/>
+        </w:rPr>
+        <w:t xml:space="preserve">Better Buy</w:t>
+      </w:r>
+    </w:p>
+    <w:p>
+      <w:pPr>
+        <w:spacing w:after="80"/>
+      </w:pPr>
+      <w:r>
+        <w:rPr>
+          <w:b/>
+          <w:bCs/>
+          <w:sz w:val="21"/>
+          <w:szCs w:val="21"/>
+        </w:rPr>
+        <w:t xml:space="preserve">Notes 6:  </w:t>
+      </w:r>
+      <w:r>
+        <w:rPr>
+          <w:sz w:val="21"/>
+          <w:szCs w:val="21"/>
+        </w:rPr>
+        <w:t xml:space="preserve">Divide</w:t>
+      </w:r>
+    </w:p>
+    <w:p>
+      <w:pPr>
+        <w:pStyle w:val="Heading2"/>
+        <w:spacing w:after="80" w:before="180"/>
+      </w:pPr>
+      <w:r>
+        <w:rPr>
+          <w:b/>
+          <w:bCs/>
+          <w:color w:val="12355B"/>
+          <w:sz w:val="24"/>
+          <w:szCs w:val="24"/>
+        </w:rPr>
+        <w:t xml:space="preserve">Worked Notes (I Do / We Do)</w:t>
+      </w:r>
+    </w:p>
+    <w:p>
+      <w:pPr>
+        <w:spacing w:after="80"/>
+      </w:pPr>
+      <w:r>
+        <w:rPr>
+          <w:b/>
+          <w:bCs/>
+          <w:sz w:val="21"/>
+          <w:szCs w:val="21"/>
+        </w:rPr>
+        <w:t xml:space="preserve">I Do:  </w:t>
+      </w:r>
+      <w:r>
+        <w:rPr>
+          <w:sz w:val="21"/>
+          <w:szCs w:val="21"/>
+        </w:rPr>
+        <w:t xml:space="preserve">A. $0.50 per game</w:t>
+      </w:r>
+    </w:p>
+    <w:p>
+      <w:pPr>
+        <w:spacing w:after="80"/>
+      </w:pPr>
+      <w:r>
+        <w:rPr>
+          <w:b/>
+          <w:bCs/>
+          <w:sz w:val="21"/>
+          <w:szCs w:val="21"/>
+        </w:rPr>
+        <w:t xml:space="preserve">We Do:  </w:t>
+      </w:r>
+      <w:r>
+        <w:rPr>
+          <w:sz w:val="21"/>
+          <w:szCs w:val="21"/>
+        </w:rPr>
+        <w:t xml:space="preserve">A. 30 miles per gallon</w:t>
+      </w:r>
+    </w:p>
+    <w:p>
+      <w:pPr>
+        <w:pStyle w:val="Heading2"/>
+        <w:spacing w:after="80" w:before="180"/>
+      </w:pPr>
+      <w:r>
+        <w:rPr>
+          <w:b/>
+          <w:bCs/>
+          <w:color w:val="12355B"/>
+          <w:sz w:val="24"/>
+          <w:szCs w:val="24"/>
+        </w:rPr>
+        <w:t xml:space="preserve">Independent Practice</w:t>
+      </w:r>
+    </w:p>
+    <w:p>
+      <w:pPr>
+        <w:spacing w:after="80"/>
+      </w:pPr>
+      <w:r>
+        <w:rPr>
+          <w:b/>
+          <w:bCs/>
+          <w:sz w:val="21"/>
+          <w:szCs w:val="21"/>
+        </w:rPr>
+        <w:t xml:space="preserve">1.  </w:t>
+      </w:r>
+      <w:r>
+        <w:rPr>
+          <w:sz w:val="21"/>
+          <w:szCs w:val="21"/>
+        </w:rPr>
+        <w:t xml:space="preserve">A)  $0.75</w:t>
+      </w:r>
       <w:r>
         <w:rPr>
           <w:i/>
@@ -3364,23 +3432,7 @@
           <w:sz w:val="19"/>
           <w:szCs w:val="19"/>
         </w:rPr>
-        <w:t xml:space="preserve">Teacher reference — remove or fold back before distributing to students.</w:t>
-      </w:r>
-    </w:p>
-    <w:p>
-      <w:pPr>
-        <w:pStyle w:val="Heading2"/>
-        <w:spacing w:after="80" w:before="180"/>
-      </w:pPr>
-      <w:r>
-        <w:rPr>
-          <w:b/>
-          <w:bCs/>
-          <w:color w:val="12355B"/>
-          <w:sz w:val="24"/>
-          <w:szCs w:val="24"/>
-        </w:rPr>
-        <w:t xml:space="preserve">Worked Notes (I Do / We Do)</w:t>
+        <w:t xml:space="preserve">  — $6.00 ÷ 8 = $0.75 per marker.</w:t>
       </w:r>
     </w:p>
     <w:p>
@@ -3394,72 +3446,14 @@
           <w:sz w:val="21"/>
           <w:szCs w:val="21"/>
         </w:rPr>
-        <w:t xml:space="preserve">I Do:  </w:t>
-      </w:r>
-      <w:r>
-        <w:rPr>
-          <w:sz w:val="21"/>
-          <w:szCs w:val="21"/>
-        </w:rPr>
-        <w:t xml:space="preserve">A. $0.50 per game</w:t>
-      </w:r>
-    </w:p>
-    <w:p>
-      <w:pPr>
-        <w:spacing w:after="80"/>
-      </w:pPr>
-      <w:r>
-        <w:rPr>
-          <w:b/>
-          <w:bCs/>
-          <w:sz w:val="21"/>
-          <w:szCs w:val="21"/>
-        </w:rPr>
-        <w:t xml:space="preserve">We Do:  </w:t>
-      </w:r>
-      <w:r>
-        <w:rPr>
-          <w:sz w:val="21"/>
-          <w:szCs w:val="21"/>
-        </w:rPr>
-        <w:t xml:space="preserve">A. 30 miles per gallon</w:t>
-      </w:r>
-    </w:p>
-    <w:p>
-      <w:pPr>
-        <w:pStyle w:val="Heading2"/>
-        <w:spacing w:after="80" w:before="180"/>
-      </w:pPr>
-      <w:r>
-        <w:rPr>
-          <w:b/>
-          <w:bCs/>
-          <w:color w:val="12355B"/>
-          <w:sz w:val="24"/>
-          <w:szCs w:val="24"/>
-        </w:rPr>
-        <w:t xml:space="preserve">Independent Practice</w:t>
-      </w:r>
-    </w:p>
-    <w:p>
-      <w:pPr>
-        <w:spacing w:after="80"/>
-      </w:pPr>
-      <w:r>
-        <w:rPr>
-          <w:b/>
-          <w:bCs/>
-          <w:sz w:val="21"/>
-          <w:szCs w:val="21"/>
-        </w:rPr>
-        <w:t xml:space="preserve">1.  </w:t>
-      </w:r>
-      <w:r>
-        <w:rPr>
-          <w:sz w:val="21"/>
-          <w:szCs w:val="21"/>
-        </w:rPr>
-        <w:t xml:space="preserve">A)  $0.75</w:t>
+        <w:t xml:space="preserve">2.  </w:t>
+      </w:r>
+      <w:r>
+        <w:rPr>
+          <w:sz w:val="21"/>
+          <w:szCs w:val="21"/>
+        </w:rPr>
+        <w:t xml:space="preserve">A)  12 miles per 1 hour</w:t>
       </w:r>
       <w:r>
         <w:rPr>
@@ -3469,7 +3463,7 @@
           <w:sz w:val="19"/>
           <w:szCs w:val="19"/>
         </w:rPr>
-        <w:t xml:space="preserve">  — $6.00 ÷ 8 = $0.75 per marker.</w:t>
+        <w:t xml:space="preserve">  — A unit rate has 1 in the second quantity. '12 miles per 1 hour' is the only choice where the second quantity is 1.</w:t>
       </w:r>
     </w:p>
     <w:p>
@@ -3483,14 +3477,14 @@
           <w:sz w:val="21"/>
           <w:szCs w:val="21"/>
         </w:rPr>
-        <w:t xml:space="preserve">2.  </w:t>
-      </w:r>
-      <w:r>
-        <w:rPr>
-          <w:sz w:val="21"/>
-          <w:szCs w:val="21"/>
-        </w:rPr>
-        <w:t xml:space="preserve">A)  12 miles per 1 hour</w:t>
+        <w:t xml:space="preserve">3.  </w:t>
+      </w:r>
+      <w:r>
+        <w:rPr>
+          <w:sz w:val="21"/>
+          <w:szCs w:val="21"/>
+        </w:rPr>
+        <w:t xml:space="preserve">B)  Pack B</w:t>
       </w:r>
       <w:r>
         <w:rPr>
@@ -3500,7 +3494,7 @@
           <w:sz w:val="19"/>
           <w:szCs w:val="19"/>
         </w:rPr>
-        <w:t xml:space="preserve">  — A unit rate has 1 in the second quantity. '12 miles per 1 hour' is the only choice where the second quantity is 1.</w:t>
+        <w:t xml:space="preserve">  — Pack B has a unit rate of $0.20 per token, which is the lowest cost per token.</w:t>
       </w:r>
     </w:p>
     <w:p>
@@ -3514,14 +3508,14 @@
           <w:sz w:val="21"/>
           <w:szCs w:val="21"/>
         </w:rPr>
-        <w:t xml:space="preserve">3.  </w:t>
-      </w:r>
-      <w:r>
-        <w:rPr>
-          <w:sz w:val="21"/>
-          <w:szCs w:val="21"/>
-        </w:rPr>
-        <w:t xml:space="preserve">B)  Pack B</w:t>
+        <w:t xml:space="preserve">4.  </w:t>
+      </w:r>
+      <w:r>
+        <w:rPr>
+          <w:sz w:val="21"/>
+          <w:szCs w:val="21"/>
+        </w:rPr>
+        <w:t xml:space="preserve">A)  Runner B</w:t>
       </w:r>
       <w:r>
         <w:rPr>
@@ -3531,7 +3525,23 @@
           <w:sz w:val="19"/>
           <w:szCs w:val="19"/>
         </w:rPr>
-        <w:t xml:space="preserve">  — Pack B has a unit rate of $0.20 per token, which is the lowest cost per token.</w:t>
+        <w:t xml:space="preserve">  — Runner A: 4÷12 ≈ 0.33 laps/min. Runner B: 5÷14 ≈ 0.36 laps/min. Runner B runs slightly more laps per minute.</w:t>
+      </w:r>
+    </w:p>
+    <w:p>
+      <w:pPr>
+        <w:pStyle w:val="Heading2"/>
+        <w:spacing w:after="80" w:before="180"/>
+      </w:pPr>
+      <w:r>
+        <w:rPr>
+          <w:b/>
+          <w:bCs/>
+          <w:color w:val="12355B"/>
+          <w:sz w:val="24"/>
+          <w:szCs w:val="24"/>
+        </w:rPr>
+        <w:t xml:space="preserve">Exit Ticket</w:t>
       </w:r>
     </w:p>
     <w:p>
@@ -3540,19 +3550,10 @@
       </w:pPr>
       <w:r>
         <w:rPr>
-          <w:b/>
-          <w:bCs/>
-          <w:sz w:val="21"/>
-          <w:szCs w:val="21"/>
-        </w:rPr>
-        <w:t xml:space="preserve">4.  </w:t>
-      </w:r>
-      <w:r>
-        <w:rPr>
-          <w:sz w:val="21"/>
-          <w:szCs w:val="21"/>
-        </w:rPr>
-        <w:t xml:space="preserve">A)  Runner B</w:t>
+          <w:sz w:val="21"/>
+          <w:szCs w:val="21"/>
+        </w:rPr>
+        <w:t xml:space="preserve">A)  6 for $1.50 — $0.25 each</w:t>
       </w:r>
       <w:r>
         <w:rPr>
@@ -3562,173 +3563,7 @@
           <w:sz w:val="19"/>
           <w:szCs w:val="19"/>
         </w:rPr>
-        <w:t xml:space="preserve">  — Runner A: 4÷12 ≈ 0.33 laps/min. Runner B: 5÷14 ≈ 0.36 laps/min. Runner B runs slightly more laps per minute.</w:t>
-      </w:r>
-    </w:p>
-    <w:p>
-      <w:pPr>
-        <w:pStyle w:val="Heading2"/>
-        <w:spacing w:after="80" w:before="180"/>
-      </w:pPr>
-      <w:r>
-        <w:rPr>
-          <w:b/>
-          <w:bCs/>
-          <w:color w:val="12355B"/>
-          <w:sz w:val="24"/>
-          <w:szCs w:val="24"/>
-        </w:rPr>
-        <w:t xml:space="preserve">Exit Ticket</w:t>
-      </w:r>
-    </w:p>
-    <w:p>
-      <w:pPr>
-        <w:spacing w:after="80"/>
-      </w:pPr>
-      <w:r>
-        <w:rPr>
-          <w:sz w:val="21"/>
-          <w:szCs w:val="21"/>
-        </w:rPr>
-        <w:t xml:space="preserve">A)  6 for $1.50 — $0.25 each</w:t>
-      </w:r>
-      <w:r>
-        <w:rPr>
-          <w:i/>
-          <w:iCs/>
-          <w:color w:val="5F6F80"/>
-          <w:sz w:val="19"/>
-          <w:szCs w:val="19"/>
-        </w:rPr>
         <w:t xml:space="preserve">  — $1.50 ÷ 6 = $0.25 per pencil. $2.80 ÷ 10 = $0.28 per pencil. $0.25 &lt; $0.28, so 6 for $1.50 is the better buy.</w:t>
-      </w:r>
-    </w:p>
-    <w:p>
-      <w:pPr>
-        <w:pStyle w:val="Heading2"/>
-        <w:spacing w:after="80" w:before="180"/>
-      </w:pPr>
-      <w:r>
-        <w:rPr>
-          <w:b/>
-          <w:bCs/>
-          <w:color w:val="12355B"/>
-          <w:sz w:val="24"/>
-          <w:szCs w:val="24"/>
-        </w:rPr>
-        <w:t xml:space="preserve">Writing (TWR) — what to look for</w:t>
-      </w:r>
-    </w:p>
-    <w:p>
-      <w:pPr>
-        <w:spacing w:after="80"/>
-      </w:pPr>
-      <w:r>
-        <w:rPr>
-          <w:sz w:val="20"/>
-          <w:szCs w:val="20"/>
-        </w:rPr>
-        <w:t xml:space="preserve">Kernel sentence: a complete sentence needs a subject and a verb. Example: Rate is a ratio comparing two amounts with different units, like miles per hour.</w:t>
-      </w:r>
-    </w:p>
-    <w:p>
-      <w:pPr>
-        <w:spacing w:after="80"/>
-      </w:pPr>
-      <w:r>
-        <w:rPr>
-          <w:sz w:val="20"/>
-          <w:szCs w:val="20"/>
-        </w:rPr>
-        <w:t xml:space="preserve">Expansion: because = reason, but = contrast/exception, so = result. Answers vary; each must keep the kernel idea.</w:t>
-      </w:r>
-    </w:p>
-    <w:p>
-      <w:pPr>
-        <w:pStyle w:val="Heading2"/>
-        <w:spacing w:after="80" w:before="180"/>
-      </w:pPr>
-      <w:r>
-        <w:rPr>
-          <w:b/>
-          <w:bCs/>
-          <w:color w:val="12355B"/>
-          <w:sz w:val="24"/>
-          <w:szCs w:val="24"/>
-        </w:rPr>
-        <w:t xml:space="preserve">Turn &amp; Talk — listen for</w:t>
-      </w:r>
-    </w:p>
-    <w:p>
-      <w:pPr>
-        <w:spacing w:after="80"/>
-      </w:pPr>
-      <w:r>
-        <w:rPr>
-          <w:b/>
-          <w:bCs/>
-          <w:sz w:val="19"/>
-          <w:szCs w:val="19"/>
-        </w:rPr>
-        <w:t xml:space="preserve">1.  </w:t>
-      </w:r>
-      <w:r>
-        <w:rPr>
-          <w:i/>
-          <w:iCs/>
-          <w:color w:val="5F6F80"/>
-          <w:sz w:val="19"/>
-          <w:szCs w:val="19"/>
-        </w:rPr>
-        <w:t xml:space="preserve">Students recognize the booths offer different numbers of games, so a fair comparison needs the cost per 1 game (unit rate).</w:t>
-      </w:r>
-    </w:p>
-    <w:p>
-      <w:pPr>
-        <w:spacing w:after="80"/>
-      </w:pPr>
-      <w:r>
-        <w:rPr>
-          <w:b/>
-          <w:bCs/>
-          <w:sz w:val="19"/>
-          <w:szCs w:val="19"/>
-        </w:rPr>
-        <w:t xml:space="preserve">2.  </w:t>
-      </w:r>
-      <w:r>
-        <w:rPr>
-          <w:i/>
-          <w:iCs/>
-          <w:color w:val="5F6F80"/>
-          <w:sz w:val="19"/>
-          <w:szCs w:val="19"/>
-        </w:rPr>
-        <w:t xml:space="preserve">Students compute $0.60/game for Booth A and $0.625/game for Booth B, then choose Booth A because the lower unit rate is the better buy.</w:t>
-      </w:r>
-    </w:p>
-    <w:p>
-      <w:pPr>
-        <w:spacing w:after="80"/>
-      </w:pPr>
-      <w:r>
-        <w:rPr>
-          <w:b/>
-          <w:bCs/>
-          <w:sz w:val="19"/>
-          <w:szCs w:val="19"/>
-        </w:rPr>
-        <w:t xml:space="preserve">3.  </w:t>
-      </w:r>
-      <w:r>
-        <w:rPr>
-          <w:i/>
-          <w:iCs/>
-          <w:color w:val="5F6F80"/>
-          <w:sz w:val="19"/>
-          <w:szCs w:val="19"/>
-        </w:rPr>
-        <w:t xml:space="preserve">Students describe dividing price by size to get a per-unit cost and choosing the lowest unit rate as the best deal.</w:t>
       </w:r>
     </w:p>
     <w:sectPr>

--- a/lessons/4-1-flagship/downloads/4-1-flagship-notes.docx
+++ b/lessons/4-1-flagship/downloads/4-1-flagship-notes.docx
@@ -3151,419 +3151,6 @@
       </w:pPr>
       <w:r>
         <w:t xml:space="preserve"/>
-      </w:r>
-    </w:p>
-    <w:p>
-      <w:pPr>
-        <w:pStyle w:val="Heading1"/>
-        <w:pageBreakBefore/>
-        <w:pBdr>
-          <w:bottom w:val="single" w:color="1FA6A2" w:sz="14" w:space="6"/>
-        </w:pBdr>
-        <w:spacing w:after="140" w:before="0"/>
-      </w:pPr>
-      <w:r>
-        <w:rPr>
-          <w:b/>
-          <w:bCs/>
-          <w:color w:val="12355B"/>
-          <w:sz w:val="30"/>
-          <w:szCs w:val="30"/>
-        </w:rPr>
-        <w:t xml:space="preserve">Answer Key &amp; Teacher Guide</w:t>
-      </w:r>
-    </w:p>
-    <w:p>
-      <w:pPr>
-        <w:spacing w:after="100"/>
-      </w:pPr>
-      <w:r>
-        <w:rPr>
-          <w:i/>
-          <w:iCs/>
-          <w:color w:val="5F6F80"/>
-          <w:sz w:val="19"/>
-          <w:szCs w:val="19"/>
-        </w:rPr>
-        <w:t xml:space="preserve">Teacher reference — remove or fold back before distributing to students.</w:t>
-      </w:r>
-    </w:p>
-    <w:p>
-      <w:pPr>
-        <w:pStyle w:val="Heading2"/>
-        <w:spacing w:after="80" w:before="180"/>
-      </w:pPr>
-      <w:r>
-        <w:rPr>
-          <w:b/>
-          <w:bCs/>
-          <w:color w:val="12355B"/>
-          <w:sz w:val="24"/>
-          <w:szCs w:val="24"/>
-        </w:rPr>
-        <w:t xml:space="preserve">Guided Notes (Fill-in)</w:t>
-      </w:r>
-    </w:p>
-    <w:p>
-      <w:pPr>
-        <w:spacing w:after="80"/>
-      </w:pPr>
-      <w:r>
-        <w:rPr>
-          <w:b/>
-          <w:bCs/>
-          <w:sz w:val="21"/>
-          <w:szCs w:val="21"/>
-        </w:rPr>
-        <w:t xml:space="preserve">Notes 1:  </w:t>
-      </w:r>
-      <w:r>
-        <w:rPr>
-          <w:sz w:val="21"/>
-          <w:szCs w:val="21"/>
-        </w:rPr>
-        <w:t xml:space="preserve">Rate</w:t>
-      </w:r>
-    </w:p>
-    <w:p>
-      <w:pPr>
-        <w:spacing w:after="80"/>
-      </w:pPr>
-      <w:r>
-        <w:rPr>
-          <w:b/>
-          <w:bCs/>
-          <w:sz w:val="21"/>
-          <w:szCs w:val="21"/>
-        </w:rPr>
-        <w:t xml:space="preserve">Notes 2:  </w:t>
-      </w:r>
-      <w:r>
-        <w:rPr>
-          <w:sz w:val="21"/>
-          <w:szCs w:val="21"/>
-        </w:rPr>
-        <w:t xml:space="preserve">Unit Rate</w:t>
-      </w:r>
-    </w:p>
-    <w:p>
-      <w:pPr>
-        <w:spacing w:after="80"/>
-      </w:pPr>
-      <w:r>
-        <w:rPr>
-          <w:b/>
-          <w:bCs/>
-          <w:sz w:val="21"/>
-          <w:szCs w:val="21"/>
-        </w:rPr>
-        <w:t xml:space="preserve">Notes 3:  </w:t>
-      </w:r>
-      <w:r>
-        <w:rPr>
-          <w:sz w:val="21"/>
-          <w:szCs w:val="21"/>
-        </w:rPr>
-        <w:t xml:space="preserve">Per</w:t>
-      </w:r>
-    </w:p>
-    <w:p>
-      <w:pPr>
-        <w:spacing w:after="80"/>
-      </w:pPr>
-      <w:r>
-        <w:rPr>
-          <w:b/>
-          <w:bCs/>
-          <w:sz w:val="21"/>
-          <w:szCs w:val="21"/>
-        </w:rPr>
-        <w:t xml:space="preserve">Notes 4:  </w:t>
-      </w:r>
-      <w:r>
-        <w:rPr>
-          <w:sz w:val="21"/>
-          <w:szCs w:val="21"/>
-        </w:rPr>
-        <w:t xml:space="preserve">Ratio</w:t>
-      </w:r>
-    </w:p>
-    <w:p>
-      <w:pPr>
-        <w:spacing w:after="80"/>
-      </w:pPr>
-      <w:r>
-        <w:rPr>
-          <w:b/>
-          <w:bCs/>
-          <w:sz w:val="21"/>
-          <w:szCs w:val="21"/>
-        </w:rPr>
-        <w:t xml:space="preserve">Notes 5:  </w:t>
-      </w:r>
-      <w:r>
-        <w:rPr>
-          <w:sz w:val="21"/>
-          <w:szCs w:val="21"/>
-        </w:rPr>
-        <w:t xml:space="preserve">Better Buy</w:t>
-      </w:r>
-    </w:p>
-    <w:p>
-      <w:pPr>
-        <w:spacing w:after="80"/>
-      </w:pPr>
-      <w:r>
-        <w:rPr>
-          <w:b/>
-          <w:bCs/>
-          <w:sz w:val="21"/>
-          <w:szCs w:val="21"/>
-        </w:rPr>
-        <w:t xml:space="preserve">Notes 6:  </w:t>
-      </w:r>
-      <w:r>
-        <w:rPr>
-          <w:sz w:val="21"/>
-          <w:szCs w:val="21"/>
-        </w:rPr>
-        <w:t xml:space="preserve">Divide</w:t>
-      </w:r>
-    </w:p>
-    <w:p>
-      <w:pPr>
-        <w:pStyle w:val="Heading2"/>
-        <w:spacing w:after="80" w:before="180"/>
-      </w:pPr>
-      <w:r>
-        <w:rPr>
-          <w:b/>
-          <w:bCs/>
-          <w:color w:val="12355B"/>
-          <w:sz w:val="24"/>
-          <w:szCs w:val="24"/>
-        </w:rPr>
-        <w:t xml:space="preserve">Worked Notes (I Do / We Do)</w:t>
-      </w:r>
-    </w:p>
-    <w:p>
-      <w:pPr>
-        <w:spacing w:after="80"/>
-      </w:pPr>
-      <w:r>
-        <w:rPr>
-          <w:b/>
-          <w:bCs/>
-          <w:sz w:val="21"/>
-          <w:szCs w:val="21"/>
-        </w:rPr>
-        <w:t xml:space="preserve">I Do:  </w:t>
-      </w:r>
-      <w:r>
-        <w:rPr>
-          <w:sz w:val="21"/>
-          <w:szCs w:val="21"/>
-        </w:rPr>
-        <w:t xml:space="preserve">A. $0.50 per game</w:t>
-      </w:r>
-    </w:p>
-    <w:p>
-      <w:pPr>
-        <w:spacing w:after="80"/>
-      </w:pPr>
-      <w:r>
-        <w:rPr>
-          <w:b/>
-          <w:bCs/>
-          <w:sz w:val="21"/>
-          <w:szCs w:val="21"/>
-        </w:rPr>
-        <w:t xml:space="preserve">We Do:  </w:t>
-      </w:r>
-      <w:r>
-        <w:rPr>
-          <w:sz w:val="21"/>
-          <w:szCs w:val="21"/>
-        </w:rPr>
-        <w:t xml:space="preserve">A. 30 miles per gallon</w:t>
-      </w:r>
-    </w:p>
-    <w:p>
-      <w:pPr>
-        <w:pStyle w:val="Heading2"/>
-        <w:spacing w:after="80" w:before="180"/>
-      </w:pPr>
-      <w:r>
-        <w:rPr>
-          <w:b/>
-          <w:bCs/>
-          <w:color w:val="12355B"/>
-          <w:sz w:val="24"/>
-          <w:szCs w:val="24"/>
-        </w:rPr>
-        <w:t xml:space="preserve">Independent Practice</w:t>
-      </w:r>
-    </w:p>
-    <w:p>
-      <w:pPr>
-        <w:spacing w:after="80"/>
-      </w:pPr>
-      <w:r>
-        <w:rPr>
-          <w:b/>
-          <w:bCs/>
-          <w:sz w:val="21"/>
-          <w:szCs w:val="21"/>
-        </w:rPr>
-        <w:t xml:space="preserve">1.  </w:t>
-      </w:r>
-      <w:r>
-        <w:rPr>
-          <w:sz w:val="21"/>
-          <w:szCs w:val="21"/>
-        </w:rPr>
-        <w:t xml:space="preserve">A)  $0.75</w:t>
-      </w:r>
-      <w:r>
-        <w:rPr>
-          <w:i/>
-          <w:iCs/>
-          <w:color w:val="5F6F80"/>
-          <w:sz w:val="19"/>
-          <w:szCs w:val="19"/>
-        </w:rPr>
-        <w:t xml:space="preserve">  — $6.00 ÷ 8 = $0.75 per marker.</w:t>
-      </w:r>
-    </w:p>
-    <w:p>
-      <w:pPr>
-        <w:spacing w:after="80"/>
-      </w:pPr>
-      <w:r>
-        <w:rPr>
-          <w:b/>
-          <w:bCs/>
-          <w:sz w:val="21"/>
-          <w:szCs w:val="21"/>
-        </w:rPr>
-        <w:t xml:space="preserve">2.  </w:t>
-      </w:r>
-      <w:r>
-        <w:rPr>
-          <w:sz w:val="21"/>
-          <w:szCs w:val="21"/>
-        </w:rPr>
-        <w:t xml:space="preserve">A)  12 miles per 1 hour</w:t>
-      </w:r>
-      <w:r>
-        <w:rPr>
-          <w:i/>
-          <w:iCs/>
-          <w:color w:val="5F6F80"/>
-          <w:sz w:val="19"/>
-          <w:szCs w:val="19"/>
-        </w:rPr>
-        <w:t xml:space="preserve">  — A unit rate has 1 in the second quantity. '12 miles per 1 hour' is the only choice where the second quantity is 1.</w:t>
-      </w:r>
-    </w:p>
-    <w:p>
-      <w:pPr>
-        <w:spacing w:after="80"/>
-      </w:pPr>
-      <w:r>
-        <w:rPr>
-          <w:b/>
-          <w:bCs/>
-          <w:sz w:val="21"/>
-          <w:szCs w:val="21"/>
-        </w:rPr>
-        <w:t xml:space="preserve">3.  </w:t>
-      </w:r>
-      <w:r>
-        <w:rPr>
-          <w:sz w:val="21"/>
-          <w:szCs w:val="21"/>
-        </w:rPr>
-        <w:t xml:space="preserve">B)  Pack B</w:t>
-      </w:r>
-      <w:r>
-        <w:rPr>
-          <w:i/>
-          <w:iCs/>
-          <w:color w:val="5F6F80"/>
-          <w:sz w:val="19"/>
-          <w:szCs w:val="19"/>
-        </w:rPr>
-        <w:t xml:space="preserve">  — Pack B has a unit rate of $0.20 per token, which is the lowest cost per token.</w:t>
-      </w:r>
-    </w:p>
-    <w:p>
-      <w:pPr>
-        <w:spacing w:after="80"/>
-      </w:pPr>
-      <w:r>
-        <w:rPr>
-          <w:b/>
-          <w:bCs/>
-          <w:sz w:val="21"/>
-          <w:szCs w:val="21"/>
-        </w:rPr>
-        <w:t xml:space="preserve">4.  </w:t>
-      </w:r>
-      <w:r>
-        <w:rPr>
-          <w:sz w:val="21"/>
-          <w:szCs w:val="21"/>
-        </w:rPr>
-        <w:t xml:space="preserve">A)  Runner B</w:t>
-      </w:r>
-      <w:r>
-        <w:rPr>
-          <w:i/>
-          <w:iCs/>
-          <w:color w:val="5F6F80"/>
-          <w:sz w:val="19"/>
-          <w:szCs w:val="19"/>
-        </w:rPr>
-        <w:t xml:space="preserve">  — Runner A: 4÷12 ≈ 0.33 laps/min. Runner B: 5÷14 ≈ 0.36 laps/min. Runner B runs slightly more laps per minute.</w:t>
-      </w:r>
-    </w:p>
-    <w:p>
-      <w:pPr>
-        <w:pStyle w:val="Heading2"/>
-        <w:spacing w:after="80" w:before="180"/>
-      </w:pPr>
-      <w:r>
-        <w:rPr>
-          <w:b/>
-          <w:bCs/>
-          <w:color w:val="12355B"/>
-          <w:sz w:val="24"/>
-          <w:szCs w:val="24"/>
-        </w:rPr>
-        <w:t xml:space="preserve">Exit Ticket</w:t>
-      </w:r>
-    </w:p>
-    <w:p>
-      <w:pPr>
-        <w:spacing w:after="80"/>
-      </w:pPr>
-      <w:r>
-        <w:rPr>
-          <w:sz w:val="21"/>
-          <w:szCs w:val="21"/>
-        </w:rPr>
-        <w:t xml:space="preserve">A)  6 for $1.50 — $0.25 each</w:t>
-      </w:r>
-      <w:r>
-        <w:rPr>
-          <w:i/>
-          <w:iCs/>
-          <w:color w:val="5F6F80"/>
-          <w:sz w:val="19"/>
-          <w:szCs w:val="19"/>
-        </w:rPr>
-        <w:t xml:space="preserve">  — $1.50 ÷ 6 = $0.25 per pencil. $2.80 ÷ 10 = $0.28 per pencil. $0.25 &lt; $0.28, so 6 for $1.50 is the better buy.</w:t>
       </w:r>
     </w:p>
     <w:sectPr>

--- a/lessons/4-1-flagship/downloads/4-1-flagship-notes.docx
+++ b/lessons/4-1-flagship/downloads/4-1-flagship-notes.docx
@@ -14,7 +14,7 @@
           <w:sz w:val="18"/>
           <w:szCs w:val="18"/>
         </w:rPr>
-        <w:t xml:space="preserve">UNIT 4  ·  LESSON 1      STANDARD 6.RP.2</w:t>
+        <w:t xml:space="preserve">UNIT 4  ·  LESSON 1      STANDARD 6.AT.2</w:t>
       </w:r>
     </w:p>
     <w:p>
@@ -2418,7 +2418,7 @@
           <w:sz w:val="21"/>
           <w:szCs w:val="21"/>
         </w:rPr>
-        <w:t xml:space="preserve">Start with:  Booth A costs ___ per game because 3 divided by 5 equals ___.</w:t>
+        <w:t xml:space="preserve">Start with:  When a rate problem felt tricky, I ___ to make sense of it because ___.</w:t>
       </w:r>
       <w:r>
         <w:rPr>
@@ -2429,7 +2429,7 @@
           <w:szCs w:val="19"/>
         </w:rPr>
         <w:br/>
-        <w:t xml:space="preserve">El puesto A cuesta ___ por juego porque 3 entre 5 es ___.</w:t>
+        <w:t xml:space="preserve">Cuando un problema de tasas fue difícil, ___ para entenderlo porque ___.</w:t>
       </w:r>
     </w:p>
     <w:p>
@@ -2514,6 +2514,32 @@
           <w:szCs w:val="19"/>
         </w:rPr>
         <w:t xml:space="preserve">Solve each problem. Show your thinking in the work box.</w:t>
+      </w:r>
+    </w:p>
+    <w:p>
+      <w:pPr>
+        <w:pStyle w:val="Heading2"/>
+        <w:spacing w:after="80" w:before="180"/>
+      </w:pPr>
+      <w:r>
+        <w:rPr>
+          <w:b/>
+          <w:bCs/>
+          <w:color w:val="12355B"/>
+          <w:sz w:val="24"/>
+          <w:szCs w:val="24"/>
+        </w:rPr>
+        <w:t xml:space="preserve">Level 1 Support</w:t>
+      </w:r>
+      <w:r>
+        <w:rPr>
+          <w:i/>
+          <w:iCs/>
+          <w:color w:val="1FA6A2"/>
+          <w:sz w:val="19"/>
+          <w:szCs w:val="19"/>
+        </w:rPr>
+        <w:t xml:space="preserve">   extra scaffolding</w:t>
       </w:r>
     </w:p>
     <w:p>
@@ -2776,6 +2802,32 @@
         </w:tc>
       </w:tr>
     </w:tbl>
+    <w:p>
+      <w:pPr>
+        <w:pStyle w:val="Heading2"/>
+        <w:spacing w:after="80" w:before="180"/>
+      </w:pPr>
+      <w:r>
+        <w:rPr>
+          <w:b/>
+          <w:bCs/>
+          <w:color w:val="12355B"/>
+          <w:sz w:val="24"/>
+          <w:szCs w:val="24"/>
+        </w:rPr>
+        <w:t xml:space="preserve">On Level</w:t>
+      </w:r>
+      <w:r>
+        <w:rPr>
+          <w:i/>
+          <w:iCs/>
+          <w:color w:val="12355B"/>
+          <w:sz w:val="19"/>
+          <w:szCs w:val="19"/>
+        </w:rPr>
+        <w:t xml:space="preserve">   grade-level practice</w:t>
+      </w:r>
+    </w:p>
     <w:p>
       <w:pPr>
         <w:keepNext/>

--- a/lessons/4-1-flagship/downloads/4-1-flagship-notes.docx
+++ b/lessons/4-1-flagship/downloads/4-1-flagship-notes.docx
@@ -1404,6 +1404,1302 @@
           <w:szCs w:val="22"/>
         </w:rPr>
         <w:t xml:space="preserve">To find a unit rate, I ___ the price by the number of units.</w:t>
+      </w:r>
+    </w:p>
+    <w:p>
+      <w:pPr>
+        <w:pStyle w:val="Heading1"/>
+        <w:pageBreakBefore/>
+        <w:pBdr>
+          <w:bottom w:val="single" w:color="1FA6A2" w:sz="14" w:space="6"/>
+        </w:pBdr>
+        <w:spacing w:after="140" w:before="0"/>
+      </w:pPr>
+      <w:r>
+        <w:rPr>
+          <w:b/>
+          <w:bCs/>
+          <w:color w:val="12355B"/>
+          <w:sz w:val="30"/>
+          <w:szCs w:val="30"/>
+        </w:rPr>
+        <w:t xml:space="preserve">Write About the Math</w:t>
+      </w:r>
+    </w:p>
+    <w:p>
+      <w:pPr>
+        <w:spacing w:after="100"/>
+      </w:pPr>
+      <w:r>
+        <w:rPr>
+          <w:i/>
+          <w:iCs/>
+          <w:color w:val="5F6F80"/>
+          <w:sz w:val="19"/>
+          <w:szCs w:val="19"/>
+        </w:rPr>
+        <w:t xml:space="preserve">Use the support level you need. Every level answers the same math question.</w:t>
+      </w:r>
+    </w:p>
+    <w:p>
+      <w:pPr>
+        <w:pStyle w:val="Heading2"/>
+        <w:spacing w:after="80" w:before="180"/>
+      </w:pPr>
+      <w:r>
+        <w:rPr>
+          <w:b/>
+          <w:bCs/>
+          <w:color w:val="12355B"/>
+          <w:sz w:val="24"/>
+          <w:szCs w:val="24"/>
+        </w:rPr>
+        <w:t xml:space="preserve">1. Understand the Question</w:t>
+      </w:r>
+      <w:r>
+        <w:rPr>
+          <w:i/>
+          <w:iCs/>
+          <w:color w:val="B97A12"/>
+          <w:sz w:val="19"/>
+          <w:szCs w:val="19"/>
+        </w:rPr>
+        <w:t xml:space="preserve">   explain</w:t>
+      </w:r>
+    </w:p>
+    <w:tbl>
+      <w:tblPr>
+        <w:tblW w:type="pct" w:w="100%"/>
+        <w:tblBorders>
+          <w:top w:val="single" w:color="1FA6A2" w:sz="8"/>
+          <w:left w:val="single" w:color="1FA6A2" w:sz="8"/>
+          <w:bottom w:val="single" w:color="1FA6A2" w:sz="8"/>
+          <w:right w:val="single" w:color="1FA6A2" w:sz="8"/>
+          <w:insideH w:val="single" w:color="auto" w:sz="4"/>
+          <w:insideV w:val="single" w:color="auto" w:sz="4"/>
+        </w:tblBorders>
+      </w:tblPr>
+      <w:tblGrid>
+        <w:gridCol w:w="100"/>
+      </w:tblGrid>
+      <w:tr>
+        <w:tc>
+          <w:tcPr>
+            <w:shd w:fill="E6F4F3" w:color="auto" w:val="clear"/>
+            <w:tcMar>
+              <w:top w:type="dxa" w:w="120"/>
+              <w:left w:type="dxa" w:w="180"/>
+              <w:bottom w:type="dxa" w:w="120"/>
+              <w:right w:type="dxa" w:w="180"/>
+            </w:tcMar>
+          </w:tcPr>
+          <w:p>
+            <w:pPr>
+              <w:spacing w:after="60"/>
+            </w:pPr>
+            <w:r>
+              <w:rPr>
+                <w:color w:val="1A2733"/>
+                <w:sz w:val="21"/>
+                <w:szCs w:val="21"/>
+              </w:rPr>
+              <w:t xml:space="preserve">How did you find the cost per game for each booth, and which booth wins?</w:t>
+            </w:r>
+          </w:p>
+          <w:p>
+            <w:pPr>
+              <w:spacing w:after="0"/>
+            </w:pPr>
+            <w:r>
+              <w:rPr>
+                <w:b/>
+                <w:bCs/>
+                <w:color w:val="12355B"/>
+                <w:sz w:val="20"/>
+                <w:szCs w:val="20"/>
+              </w:rPr>
+              <w:t xml:space="preserve">Your job:  </w:t>
+            </w:r>
+            <w:r>
+              <w:rPr>
+                <w:sz w:val="20"/>
+                <w:szCs w:val="20"/>
+              </w:rPr>
+              <w:t xml:space="preserve">Answer the question. Use math evidence. Explain how the evidence proves your answer.</w:t>
+            </w:r>
+            <w:r>
+              <w:rPr>
+                <w:i/>
+                <w:iCs/>
+                <w:color w:val="5F6F80"/>
+                <w:sz w:val="18"/>
+                <w:szCs w:val="18"/>
+              </w:rPr>
+              <w:br/>
+              <w:t xml:space="preserve">Responde la pregunta. Usa evidencia matemática. Explica cómo la evidencia demuestra tu respuesta.</w:t>
+            </w:r>
+          </w:p>
+        </w:tc>
+      </w:tr>
+    </w:tbl>
+    <w:p>
+      <w:pPr>
+        <w:pStyle w:val="Heading2"/>
+        <w:spacing w:after="80" w:before="180"/>
+      </w:pPr>
+      <w:r>
+        <w:rPr>
+          <w:b/>
+          <w:bCs/>
+          <w:color w:val="12355B"/>
+          <w:sz w:val="24"/>
+          <w:szCs w:val="24"/>
+        </w:rPr>
+        <w:t xml:space="preserve">2. Plan Your Math Words</w:t>
+      </w:r>
+      <w:r>
+        <w:rPr>
+          <w:i/>
+          <w:iCs/>
+          <w:color w:val="1FA6A2"/>
+          <w:sz w:val="19"/>
+          <w:szCs w:val="19"/>
+        </w:rPr>
+        <w:t xml:space="preserve">   check at least two</w:t>
+      </w:r>
+    </w:p>
+    <w:p>
+      <w:pPr>
+        <w:spacing w:after="60"/>
+      </w:pPr>
+      <w:r>
+        <w:rPr>
+          <w:b/>
+          <w:bCs/>
+          <w:color w:val="1FA6A2"/>
+          <w:sz w:val="22"/>
+          <w:szCs w:val="22"/>
+        </w:rPr>
+        <w:t xml:space="preserve">☐  </w:t>
+      </w:r>
+      <w:r>
+        <w:rPr>
+          <w:b/>
+          <w:bCs/>
+          <w:color w:val="12355B"/>
+          <w:sz w:val="20"/>
+          <w:szCs w:val="20"/>
+        </w:rPr>
+        <w:t xml:space="preserve">Rate — </w:t>
+      </w:r>
+      <w:r>
+        <w:rPr>
+          <w:sz w:val="20"/>
+          <w:szCs w:val="20"/>
+        </w:rPr>
+        <w:t xml:space="preserve">A ratio comparing two amounts with different units, like miles per hour.</w:t>
+      </w:r>
+      <w:r>
+        <w:rPr>
+          <w:i/>
+          <w:iCs/>
+          <w:color w:val="5F6F80"/>
+          <w:sz w:val="18"/>
+          <w:szCs w:val="18"/>
+        </w:rPr>
+        <w:br/>
+        <w:t xml:space="preserve">Tasa — Una razón que compara dos cantidades con unidades distintas, como millas por hora.</w:t>
+      </w:r>
+    </w:p>
+    <w:p>
+      <w:pPr>
+        <w:spacing w:after="60"/>
+      </w:pPr>
+      <w:r>
+        <w:rPr>
+          <w:b/>
+          <w:bCs/>
+          <w:color w:val="1FA6A2"/>
+          <w:sz w:val="22"/>
+          <w:szCs w:val="22"/>
+        </w:rPr>
+        <w:t xml:space="preserve">☐  </w:t>
+      </w:r>
+      <w:r>
+        <w:rPr>
+          <w:b/>
+          <w:bCs/>
+          <w:color w:val="12355B"/>
+          <w:sz w:val="20"/>
+          <w:szCs w:val="20"/>
+        </w:rPr>
+        <w:t xml:space="preserve">Unit Rate — </w:t>
+      </w:r>
+      <w:r>
+        <w:rPr>
+          <w:sz w:val="20"/>
+          <w:szCs w:val="20"/>
+        </w:rPr>
+        <w:t xml:space="preserve">A rate for just 1 of something, like cost for 1 item.</w:t>
+      </w:r>
+      <w:r>
+        <w:rPr>
+          <w:i/>
+          <w:iCs/>
+          <w:color w:val="5F6F80"/>
+          <w:sz w:val="18"/>
+          <w:szCs w:val="18"/>
+        </w:rPr>
+        <w:br/>
+        <w:t xml:space="preserve">Tasa unitaria — Una tasa para solo 1 de algo, como el precio de 1 artículo.</w:t>
+      </w:r>
+    </w:p>
+    <w:p>
+      <w:pPr>
+        <w:spacing w:after="60"/>
+      </w:pPr>
+      <w:r>
+        <w:rPr>
+          <w:b/>
+          <w:bCs/>
+          <w:color w:val="1FA6A2"/>
+          <w:sz w:val="22"/>
+          <w:szCs w:val="22"/>
+        </w:rPr>
+        <w:t xml:space="preserve">☐  </w:t>
+      </w:r>
+      <w:r>
+        <w:rPr>
+          <w:b/>
+          <w:bCs/>
+          <w:color w:val="12355B"/>
+          <w:sz w:val="20"/>
+          <w:szCs w:val="20"/>
+        </w:rPr>
+        <w:t xml:space="preserve">Per — </w:t>
+      </w:r>
+      <w:r>
+        <w:rPr>
+          <w:sz w:val="20"/>
+          <w:szCs w:val="20"/>
+        </w:rPr>
+        <w:t xml:space="preserve">For each one. Example: 5 dollars per book.</w:t>
+      </w:r>
+      <w:r>
+        <w:rPr>
+          <w:i/>
+          <w:iCs/>
+          <w:color w:val="5F6F80"/>
+          <w:sz w:val="18"/>
+          <w:szCs w:val="18"/>
+        </w:rPr>
+        <w:br/>
+        <w:t xml:space="preserve">Por — Por cada uno. Ejemplo: 5 dólares por libro.</w:t>
+      </w:r>
+    </w:p>
+    <w:p>
+      <w:pPr>
+        <w:spacing w:after="60"/>
+      </w:pPr>
+      <w:r>
+        <w:rPr>
+          <w:b/>
+          <w:bCs/>
+          <w:color w:val="1FA6A2"/>
+          <w:sz w:val="22"/>
+          <w:szCs w:val="22"/>
+        </w:rPr>
+        <w:t xml:space="preserve">☐  </w:t>
+      </w:r>
+      <w:r>
+        <w:rPr>
+          <w:b/>
+          <w:bCs/>
+          <w:color w:val="12355B"/>
+          <w:sz w:val="20"/>
+          <w:szCs w:val="20"/>
+        </w:rPr>
+        <w:t xml:space="preserve">Better Buy — </w:t>
+      </w:r>
+      <w:r>
+        <w:rPr>
+          <w:sz w:val="20"/>
+          <w:szCs w:val="20"/>
+        </w:rPr>
+        <w:t xml:space="preserve">The choice that costs less for each item.</w:t>
+      </w:r>
+      <w:r>
+        <w:rPr>
+          <w:i/>
+          <w:iCs/>
+          <w:color w:val="5F6F80"/>
+          <w:sz w:val="18"/>
+          <w:szCs w:val="18"/>
+        </w:rPr>
+        <w:br/>
+        <w:t xml:space="preserve">Mejor compra — La opción que cuesta menos por cada artículo.</w:t>
+      </w:r>
+    </w:p>
+    <w:p>
+      <w:pPr>
+        <w:spacing w:after="60"/>
+      </w:pPr>
+      <w:r>
+        <w:rPr>
+          <w:b/>
+          <w:bCs/>
+          <w:color w:val="1FA6A2"/>
+          <w:sz w:val="22"/>
+          <w:szCs w:val="22"/>
+        </w:rPr>
+        <w:t xml:space="preserve">☐  </w:t>
+      </w:r>
+      <w:r>
+        <w:rPr>
+          <w:b/>
+          <w:bCs/>
+          <w:color w:val="12355B"/>
+          <w:sz w:val="20"/>
+          <w:szCs w:val="20"/>
+        </w:rPr>
+        <w:t xml:space="preserve">Divide — </w:t>
+      </w:r>
+      <w:r>
+        <w:rPr>
+          <w:sz w:val="20"/>
+          <w:szCs w:val="20"/>
+        </w:rPr>
+        <w:t xml:space="preserve">Splitting a total into equal groups.</w:t>
+      </w:r>
+      <w:r>
+        <w:rPr>
+          <w:i/>
+          <w:iCs/>
+          <w:color w:val="5F6F80"/>
+          <w:sz w:val="18"/>
+          <w:szCs w:val="18"/>
+        </w:rPr>
+        <w:br/>
+        <w:t xml:space="preserve">Dividir — Repartir un total en grupos iguales.</w:t>
+      </w:r>
+    </w:p>
+    <w:tbl>
+      <w:tblPr>
+        <w:tblW w:type="pct" w:w="100%"/>
+        <w:tblBorders>
+          <w:top w:val="single" w:color="1FA6A2" w:sz="8"/>
+          <w:left w:val="single" w:color="1FA6A2" w:sz="8"/>
+          <w:bottom w:val="single" w:color="1FA6A2" w:sz="8"/>
+          <w:right w:val="single" w:color="1FA6A2" w:sz="8"/>
+          <w:insideH w:val="single" w:color="auto" w:sz="4"/>
+          <w:insideV w:val="single" w:color="auto" w:sz="4"/>
+        </w:tblBorders>
+      </w:tblPr>
+      <w:tblGrid>
+        <w:gridCol w:w="100"/>
+      </w:tblGrid>
+      <w:tr>
+        <w:tc>
+          <w:tcPr>
+            <w:shd w:fill="F7FFFD" w:color="auto" w:val="clear"/>
+            <w:tcMar>
+              <w:top w:type="dxa" w:w="120"/>
+              <w:left w:type="dxa" w:w="180"/>
+              <w:bottom w:type="dxa" w:w="120"/>
+              <w:right w:type="dxa" w:w="180"/>
+            </w:tcMar>
+          </w:tcPr>
+          <w:p>
+            <w:pPr>
+              <w:spacing w:after="50"/>
+            </w:pPr>
+            <w:r>
+              <w:rPr>
+                <w:b/>
+                <w:bCs/>
+                <w:color w:val="1FA6A2"/>
+                <w:sz w:val="20"/>
+                <w:szCs w:val="20"/>
+              </w:rPr>
+              <w:t xml:space="preserve">Say it first:  </w:t>
+            </w:r>
+            <w:r>
+              <w:rPr>
+                <w:sz w:val="20"/>
+                <w:szCs w:val="20"/>
+              </w:rPr>
+              <w:t xml:space="preserve">Say your idea to a partner or quietly to yourself before you write.</w:t>
+            </w:r>
+          </w:p>
+          <w:p>
+            <w:pPr>
+              <w:spacing w:after="60"/>
+            </w:pPr>
+            <w:r>
+              <w:rPr>
+                <w:color w:val="1A2733"/>
+                <w:sz w:val="21"/>
+                <w:szCs w:val="21"/>
+              </w:rPr>
+              <w:t xml:space="preserve">Booth A costs ___ per game because 3 divided by 5 equals ___.</w:t>
+            </w:r>
+            <w:r>
+              <w:rPr>
+                <w:i/>
+                <w:iCs/>
+                <w:color w:val="5F6F80"/>
+                <w:sz w:val="19"/>
+                <w:szCs w:val="19"/>
+              </w:rPr>
+              <w:br/>
+              <w:t xml:space="preserve">El puesto A cuesta ___ por juego porque 3 entre 5 es ___.</w:t>
+            </w:r>
+          </w:p>
+        </w:tc>
+      </w:tr>
+    </w:tbl>
+    <w:p>
+      <w:pPr>
+        <w:pStyle w:val="Heading2"/>
+        <w:spacing w:after="80" w:before="180"/>
+      </w:pPr>
+      <w:r>
+        <w:rPr>
+          <w:b/>
+          <w:bCs/>
+          <w:color w:val="12355B"/>
+          <w:sz w:val="24"/>
+          <w:szCs w:val="24"/>
+        </w:rPr>
+        <w:t xml:space="preserve">3. Build Your Explanation</w:t>
+      </w:r>
+      <w:r>
+        <w:rPr>
+          <w:i/>
+          <w:iCs/>
+          <w:color w:val="B97A12"/>
+          <w:sz w:val="19"/>
+          <w:szCs w:val="19"/>
+        </w:rPr>
+        <w:t xml:space="preserve">   choose your support</w:t>
+      </w:r>
+    </w:p>
+    <w:tbl>
+      <w:tblPr>
+        <w:tblW w:type="pct" w:w="100%"/>
+        <w:tblBorders>
+          <w:top w:val="single" w:color="BBD0DE" w:sz="8"/>
+          <w:left w:val="single" w:color="BBD0DE" w:sz="8"/>
+          <w:bottom w:val="single" w:color="BBD0DE" w:sz="8"/>
+          <w:right w:val="single" w:color="BBD0DE" w:sz="8"/>
+          <w:insideH w:val="single" w:color="auto" w:sz="4"/>
+          <w:insideV w:val="single" w:color="auto" w:sz="4"/>
+        </w:tblBorders>
+      </w:tblPr>
+      <w:tblGrid>
+        <w:gridCol w:w="100"/>
+      </w:tblGrid>
+      <w:tr>
+        <w:tc>
+          <w:tcPr>
+            <w:shd w:fill="EEF4F8" w:color="auto" w:val="clear"/>
+            <w:tcMar>
+              <w:top w:type="dxa" w:w="120"/>
+              <w:left w:type="dxa" w:w="180"/>
+              <w:bottom w:type="dxa" w:w="120"/>
+              <w:right w:type="dxa" w:w="180"/>
+            </w:tcMar>
+          </w:tcPr>
+          <w:p>
+            <w:pPr>
+              <w:spacing w:after="50"/>
+            </w:pPr>
+            <w:r>
+              <w:rPr>
+                <w:i/>
+                <w:iCs/>
+                <w:color w:val="5F6F80"/>
+                <w:sz w:val="19"/>
+                <w:szCs w:val="19"/>
+              </w:rPr>
+              <w:t xml:space="preserve">This model shows the parts of an explanation. It does not answer your writing question.</w:t>
+            </w:r>
+          </w:p>
+          <w:p>
+            <w:pPr>
+              <w:spacing w:after="80"/>
+            </w:pPr>
+            <w:r>
+              <w:rPr>
+                <w:b/>
+                <w:bCs/>
+                <w:color w:val="12355B"/>
+                <w:sz w:val="19"/>
+                <w:szCs w:val="19"/>
+              </w:rPr>
+              <w:t xml:space="preserve">Claim:  </w:t>
+            </w:r>
+            <w:r>
+              <w:rPr>
+                <w:sz w:val="19"/>
+                <w:szCs w:val="19"/>
+              </w:rPr>
+              <w:t xml:space="preserve">You can't compare fairly until you find the cost per 1 game (the unit rate) for each booth.</w:t>
+            </w:r>
+          </w:p>
+          <w:p>
+            <w:pPr>
+              <w:spacing w:after="80"/>
+            </w:pPr>
+            <w:r>
+              <w:rPr>
+                <w:b/>
+                <w:bCs/>
+                <w:color w:val="12355B"/>
+                <w:sz w:val="19"/>
+                <w:szCs w:val="19"/>
+              </w:rPr>
+              <w:t xml:space="preserve">Evidence:  </w:t>
+            </w:r>
+            <w:r>
+              <w:rPr>
+                <w:sz w:val="19"/>
+                <w:szCs w:val="19"/>
+              </w:rPr>
+              <w:t xml:space="preserve">Students recognize the booths offer different numbers of games, so a fair comparison needs the cost per 1 game (unit rate).</w:t>
+            </w:r>
+          </w:p>
+          <w:p>
+            <w:pPr>
+              <w:spacing w:after="80"/>
+            </w:pPr>
+            <w:r>
+              <w:rPr>
+                <w:b/>
+                <w:bCs/>
+                <w:color w:val="12355B"/>
+                <w:sz w:val="19"/>
+                <w:szCs w:val="19"/>
+              </w:rPr>
+              <w:t xml:space="preserve">Reasoning:  </w:t>
+            </w:r>
+            <w:r>
+              <w:rPr>
+                <w:sz w:val="19"/>
+                <w:szCs w:val="19"/>
+              </w:rPr>
+              <w:t xml:space="preserve">This evidence connects the definition of rate to the mathematical claim.</w:t>
+            </w:r>
+          </w:p>
+        </w:tc>
+      </w:tr>
+    </w:tbl>
+    <w:p>
+      <w:pPr>
+        <w:pStyle w:val="Heading2"/>
+        <w:spacing w:after="80" w:before="180"/>
+      </w:pPr>
+      <w:r>
+        <w:rPr>
+          <w:b/>
+          <w:bCs/>
+          <w:color w:val="12355B"/>
+          <w:sz w:val="24"/>
+          <w:szCs w:val="24"/>
+        </w:rPr>
+        <w:t xml:space="preserve">Start</w:t>
+      </w:r>
+      <w:r>
+        <w:rPr>
+          <w:i/>
+          <w:iCs/>
+          <w:color w:val="1FA6A2"/>
+          <w:sz w:val="19"/>
+          <w:szCs w:val="19"/>
+        </w:rPr>
+        <w:t xml:space="preserve">   Most language support</w:t>
+      </w:r>
+    </w:p>
+    <w:p>
+      <w:pPr>
+        <w:spacing w:after="60"/>
+      </w:pPr>
+      <w:r>
+        <w:rPr>
+          <w:color w:val="1A2733"/>
+          <w:sz w:val="21"/>
+          <w:szCs w:val="21"/>
+        </w:rPr>
+        <w:t xml:space="preserve">Complete the frames. Use the word bank.</w:t>
+      </w:r>
+      <w:r>
+        <w:rPr>
+          <w:i/>
+          <w:iCs/>
+          <w:color w:val="5F6F80"/>
+          <w:sz w:val="19"/>
+          <w:szCs w:val="19"/>
+        </w:rPr>
+        <w:br/>
+        <w:t xml:space="preserve">Completa las oraciones. Usa el banco de palabras.</w:t>
+      </w:r>
+    </w:p>
+    <w:p>
+      <w:pPr>
+        <w:spacing w:after="60"/>
+      </w:pPr>
+      <w:r>
+        <w:rPr>
+          <w:color w:val="1A2733"/>
+          <w:sz w:val="21"/>
+          <w:szCs w:val="21"/>
+        </w:rPr>
+        <w:t xml:space="preserve">Booth A costs ___ per game because 3 divided by 5 equals ___.</w:t>
+      </w:r>
+      <w:r>
+        <w:rPr>
+          <w:i/>
+          <w:iCs/>
+          <w:color w:val="5F6F80"/>
+          <w:sz w:val="19"/>
+          <w:szCs w:val="19"/>
+        </w:rPr>
+        <w:br/>
+        <w:t xml:space="preserve">El puesto A cuesta ___ por juego porque 3 entre 5 es ___.</w:t>
+      </w:r>
+    </w:p>
+    <w:p>
+      <w:pPr>
+        <w:spacing w:after="60"/>
+      </w:pPr>
+      <w:r>
+        <w:rPr>
+          <w:color w:val="1A2733"/>
+          <w:sz w:val="21"/>
+          <w:szCs w:val="21"/>
+        </w:rPr>
+        <w:t xml:space="preserve">The better buy is Booth ___ because its ___ is lower.</w:t>
+      </w:r>
+      <w:r>
+        <w:rPr>
+          <w:i/>
+          <w:iCs/>
+          <w:color w:val="5F6F80"/>
+          <w:sz w:val="19"/>
+          <w:szCs w:val="19"/>
+        </w:rPr>
+        <w:br/>
+        <w:t xml:space="preserve">La mejor compra es el puesto ___ porque su ___ es más baja.</w:t>
+      </w:r>
+    </w:p>
+    <w:tbl>
+      <w:tblPr>
+        <w:tblW w:type="pct" w:w="100%"/>
+        <w:tblBorders>
+          <w:top w:val="single" w:color="C7D2DD" w:sz="6"/>
+          <w:left w:val="single" w:color="C7D2DD" w:sz="6"/>
+          <w:bottom w:val="single" w:color="C7D2DD" w:sz="6"/>
+          <w:right w:val="single" w:color="C7D2DD" w:sz="6"/>
+          <w:insideH w:val="single" w:color="auto" w:sz="4"/>
+          <w:insideV w:val="single" w:color="auto" w:sz="4"/>
+        </w:tblBorders>
+      </w:tblPr>
+      <w:tblGrid>
+        <w:gridCol w:w="100"/>
+      </w:tblGrid>
+      <w:tr>
+        <w:tc>
+          <w:tcPr>
+            <w:shd w:fill="FBF3E2" w:color="auto" w:val="clear"/>
+            <w:tcMar>
+              <w:top w:type="dxa" w:w="60"/>
+              <w:left w:type="dxa" w:w="120"/>
+              <w:bottom w:type="dxa" w:w="60"/>
+              <w:right w:type="dxa" w:w="120"/>
+            </w:tcMar>
+          </w:tcPr>
+          <w:p>
+            <w:pPr>
+              <w:spacing w:after="0" w:line="320"/>
+            </w:pPr>
+            <w:r>
+              <w:t xml:space="preserve"/>
+            </w:r>
+          </w:p>
+          <w:p>
+            <w:pPr>
+              <w:spacing w:after="0" w:line="320"/>
+            </w:pPr>
+            <w:r>
+              <w:t xml:space="preserve"/>
+            </w:r>
+          </w:p>
+          <w:p>
+            <w:pPr>
+              <w:spacing w:after="0" w:line="320"/>
+            </w:pPr>
+            <w:r>
+              <w:t xml:space="preserve"/>
+            </w:r>
+          </w:p>
+        </w:tc>
+      </w:tr>
+    </w:tbl>
+    <w:p>
+      <w:pPr>
+        <w:pStyle w:val="Heading2"/>
+        <w:spacing w:after="80" w:before="180"/>
+      </w:pPr>
+      <w:r>
+        <w:rPr>
+          <w:b/>
+          <w:bCs/>
+          <w:color w:val="12355B"/>
+          <w:sz w:val="24"/>
+          <w:szCs w:val="24"/>
+        </w:rPr>
+        <w:t xml:space="preserve">Build</w:t>
+      </w:r>
+      <w:r>
+        <w:rPr>
+          <w:i/>
+          <w:iCs/>
+          <w:color w:val="B97A12"/>
+          <w:sz w:val="19"/>
+          <w:szCs w:val="19"/>
+        </w:rPr>
+        <w:t xml:space="preserve">   Some language support</w:t>
+      </w:r>
+    </w:p>
+    <w:p>
+      <w:pPr>
+        <w:spacing w:after="60"/>
+      </w:pPr>
+      <w:r>
+        <w:rPr>
+          <w:color w:val="1A2733"/>
+          <w:sz w:val="21"/>
+          <w:szCs w:val="21"/>
+        </w:rPr>
+        <w:t xml:space="preserve">Write two connected sentences. Use because, so, or but.</w:t>
+      </w:r>
+      <w:r>
+        <w:rPr>
+          <w:i/>
+          <w:iCs/>
+          <w:color w:val="5F6F80"/>
+          <w:sz w:val="19"/>
+          <w:szCs w:val="19"/>
+        </w:rPr>
+        <w:br/>
+        <w:t xml:space="preserve">Escribe dos oraciones conectadas. Usa porque, entonces o pero.</w:t>
+      </w:r>
+    </w:p>
+    <w:p>
+      <w:pPr>
+        <w:spacing w:after="60"/>
+      </w:pPr>
+      <w:r>
+        <w:rPr>
+          <w:color w:val="1A2733"/>
+          <w:sz w:val="21"/>
+          <w:szCs w:val="21"/>
+        </w:rPr>
+        <w:t xml:space="preserve">My claim is ___.</w:t>
+      </w:r>
+      <w:r>
+        <w:rPr>
+          <w:i/>
+          <w:iCs/>
+          <w:color w:val="5F6F80"/>
+          <w:sz w:val="19"/>
+          <w:szCs w:val="19"/>
+        </w:rPr>
+        <w:br/>
+        <w:t xml:space="preserve">Mi afirmación es ___.</w:t>
+      </w:r>
+    </w:p>
+    <w:p>
+      <w:pPr>
+        <w:spacing w:after="60"/>
+      </w:pPr>
+      <w:r>
+        <w:rPr>
+          <w:color w:val="1A2733"/>
+          <w:sz w:val="21"/>
+          <w:szCs w:val="21"/>
+        </w:rPr>
+        <w:t xml:space="preserve">I know because ___.</w:t>
+      </w:r>
+      <w:r>
+        <w:rPr>
+          <w:i/>
+          <w:iCs/>
+          <w:color w:val="5F6F80"/>
+          <w:sz w:val="19"/>
+          <w:szCs w:val="19"/>
+        </w:rPr>
+        <w:br/>
+        <w:t xml:space="preserve">Lo sé porque ___.</w:t>
+      </w:r>
+    </w:p>
+    <w:p>
+      <w:pPr>
+        <w:spacing w:after="60"/>
+      </w:pPr>
+      <w:r>
+        <w:rPr>
+          <w:color w:val="1A2733"/>
+          <w:sz w:val="21"/>
+          <w:szCs w:val="21"/>
+        </w:rPr>
+        <w:t xml:space="preserve">So ___.</w:t>
+      </w:r>
+      <w:r>
+        <w:rPr>
+          <w:i/>
+          <w:iCs/>
+          <w:color w:val="5F6F80"/>
+          <w:sz w:val="19"/>
+          <w:szCs w:val="19"/>
+        </w:rPr>
+        <w:br/>
+        <w:t xml:space="preserve">Entonces ___.</w:t>
+      </w:r>
+    </w:p>
+    <w:tbl>
+      <w:tblPr>
+        <w:tblW w:type="pct" w:w="100%"/>
+        <w:tblBorders>
+          <w:top w:val="single" w:color="C7D2DD" w:sz="6"/>
+          <w:left w:val="single" w:color="C7D2DD" w:sz="6"/>
+          <w:bottom w:val="single" w:color="C7D2DD" w:sz="6"/>
+          <w:right w:val="single" w:color="C7D2DD" w:sz="6"/>
+          <w:insideH w:val="single" w:color="auto" w:sz="4"/>
+          <w:insideV w:val="single" w:color="auto" w:sz="4"/>
+        </w:tblBorders>
+      </w:tblPr>
+      <w:tblGrid>
+        <w:gridCol w:w="100"/>
+      </w:tblGrid>
+      <w:tr>
+        <w:tc>
+          <w:tcPr>
+            <w:shd w:fill="FBF3E2" w:color="auto" w:val="clear"/>
+            <w:tcMar>
+              <w:top w:type="dxa" w:w="60"/>
+              <w:left w:type="dxa" w:w="120"/>
+              <w:bottom w:type="dxa" w:w="60"/>
+              <w:right w:type="dxa" w:w="120"/>
+            </w:tcMar>
+          </w:tcPr>
+          <w:p>
+            <w:pPr>
+              <w:spacing w:after="0" w:line="320"/>
+            </w:pPr>
+            <w:r>
+              <w:t xml:space="preserve"/>
+            </w:r>
+          </w:p>
+          <w:p>
+            <w:pPr>
+              <w:spacing w:after="0" w:line="320"/>
+            </w:pPr>
+            <w:r>
+              <w:t xml:space="preserve"/>
+            </w:r>
+          </w:p>
+          <w:p>
+            <w:pPr>
+              <w:spacing w:after="0" w:line="320"/>
+            </w:pPr>
+            <w:r>
+              <w:t xml:space="preserve"/>
+            </w:r>
+          </w:p>
+        </w:tc>
+      </w:tr>
+    </w:tbl>
+    <w:p>
+      <w:pPr>
+        <w:pStyle w:val="Heading2"/>
+        <w:spacing w:after="80" w:before="180"/>
+      </w:pPr>
+      <w:r>
+        <w:rPr>
+          <w:b/>
+          <w:bCs/>
+          <w:color w:val="12355B"/>
+          <w:sz w:val="24"/>
+          <w:szCs w:val="24"/>
+        </w:rPr>
+        <w:t xml:space="preserve">Explain</w:t>
+      </w:r>
+      <w:r>
+        <w:rPr>
+          <w:i/>
+          <w:iCs/>
+          <w:color w:val="B97A12"/>
+          <w:sz w:val="19"/>
+          <w:szCs w:val="19"/>
+        </w:rPr>
+        <w:t xml:space="preserve">   Light language support</w:t>
+      </w:r>
+    </w:p>
+    <w:p>
+      <w:pPr>
+        <w:spacing w:after="60"/>
+      </w:pPr>
+      <w:r>
+        <w:rPr>
+          <w:color w:val="1A2733"/>
+          <w:sz w:val="21"/>
+          <w:szCs w:val="21"/>
+        </w:rPr>
+        <w:t xml:space="preserve">Write a claim, give math evidence, and explain your reasoning.</w:t>
+      </w:r>
+      <w:r>
+        <w:rPr>
+          <w:i/>
+          <w:iCs/>
+          <w:color w:val="5F6F80"/>
+          <w:sz w:val="19"/>
+          <w:szCs w:val="19"/>
+        </w:rPr>
+        <w:br/>
+        <w:t xml:space="preserve">Escribe una afirmación, da evidencia matemática y explica tu razonamiento.</w:t>
+      </w:r>
+    </w:p>
+    <w:p>
+      <w:pPr>
+        <w:spacing w:after="60"/>
+      </w:pPr>
+      <w:r>
+        <w:rPr>
+          <w:color w:val="1A2733"/>
+          <w:sz w:val="21"/>
+          <w:szCs w:val="21"/>
+        </w:rPr>
+        <w:t xml:space="preserve">My claim is ___.</w:t>
+      </w:r>
+      <w:r>
+        <w:rPr>
+          <w:i/>
+          <w:iCs/>
+          <w:color w:val="5F6F80"/>
+          <w:sz w:val="19"/>
+          <w:szCs w:val="19"/>
+        </w:rPr>
+        <w:br/>
+        <w:t xml:space="preserve">Mi afirmación es ___.</w:t>
+      </w:r>
+    </w:p>
+    <w:p>
+      <w:pPr>
+        <w:spacing w:after="60"/>
+      </w:pPr>
+      <w:r>
+        <w:rPr>
+          <w:color w:val="1A2733"/>
+          <w:sz w:val="21"/>
+          <w:szCs w:val="21"/>
+        </w:rPr>
+        <w:t xml:space="preserve">My math evidence is ___.</w:t>
+      </w:r>
+      <w:r>
+        <w:rPr>
+          <w:i/>
+          <w:iCs/>
+          <w:color w:val="5F6F80"/>
+          <w:sz w:val="19"/>
+          <w:szCs w:val="19"/>
+        </w:rPr>
+        <w:br/>
+        <w:t xml:space="preserve">Mi evidencia matemática es ___.</w:t>
+      </w:r>
+    </w:p>
+    <w:p>
+      <w:pPr>
+        <w:spacing w:after="60"/>
+      </w:pPr>
+      <w:r>
+        <w:rPr>
+          <w:color w:val="1A2733"/>
+          <w:sz w:val="21"/>
+          <w:szCs w:val="21"/>
+        </w:rPr>
+        <w:t xml:space="preserve">This proves ___ because ___.</w:t>
+      </w:r>
+      <w:r>
+        <w:rPr>
+          <w:i/>
+          <w:iCs/>
+          <w:color w:val="5F6F80"/>
+          <w:sz w:val="19"/>
+          <w:szCs w:val="19"/>
+        </w:rPr>
+        <w:br/>
+        <w:t xml:space="preserve">Esto demuestra ___ porque ___.</w:t>
+      </w:r>
+    </w:p>
+    <w:tbl>
+      <w:tblPr>
+        <w:tblW w:type="pct" w:w="100%"/>
+        <w:tblBorders>
+          <w:top w:val="single" w:color="C7D2DD" w:sz="6"/>
+          <w:left w:val="single" w:color="C7D2DD" w:sz="6"/>
+          <w:bottom w:val="single" w:color="C7D2DD" w:sz="6"/>
+          <w:right w:val="single" w:color="C7D2DD" w:sz="6"/>
+          <w:insideH w:val="single" w:color="auto" w:sz="4"/>
+          <w:insideV w:val="single" w:color="auto" w:sz="4"/>
+        </w:tblBorders>
+      </w:tblPr>
+      <w:tblGrid>
+        <w:gridCol w:w="100"/>
+      </w:tblGrid>
+      <w:tr>
+        <w:tc>
+          <w:tcPr>
+            <w:shd w:fill="FBF3E2" w:color="auto" w:val="clear"/>
+            <w:tcMar>
+              <w:top w:type="dxa" w:w="60"/>
+              <w:left w:type="dxa" w:w="120"/>
+              <w:bottom w:type="dxa" w:w="60"/>
+              <w:right w:type="dxa" w:w="120"/>
+            </w:tcMar>
+          </w:tcPr>
+          <w:p>
+            <w:pPr>
+              <w:spacing w:after="0" w:line="320"/>
+            </w:pPr>
+            <w:r>
+              <w:t xml:space="preserve"/>
+            </w:r>
+          </w:p>
+          <w:p>
+            <w:pPr>
+              <w:spacing w:after="0" w:line="320"/>
+            </w:pPr>
+            <w:r>
+              <w:t xml:space="preserve"/>
+            </w:r>
+          </w:p>
+          <w:p>
+            <w:pPr>
+              <w:spacing w:after="0" w:line="320"/>
+            </w:pPr>
+            <w:r>
+              <w:t xml:space="preserve"/>
+            </w:r>
+          </w:p>
+          <w:p>
+            <w:pPr>
+              <w:spacing w:after="0" w:line="320"/>
+            </w:pPr>
+            <w:r>
+              <w:t xml:space="preserve"/>
+            </w:r>
+          </w:p>
+          <w:p>
+            <w:pPr>
+              <w:spacing w:after="0" w:line="320"/>
+            </w:pPr>
+            <w:r>
+              <w:t xml:space="preserve"/>
+            </w:r>
+          </w:p>
+        </w:tc>
+      </w:tr>
+    </w:tbl>
+    <w:p>
+      <w:pPr>
+        <w:pStyle w:val="Heading2"/>
+        <w:spacing w:after="80" w:before="180"/>
+      </w:pPr>
+      <w:r>
+        <w:rPr>
+          <w:b/>
+          <w:bCs/>
+          <w:color w:val="12355B"/>
+          <w:sz w:val="24"/>
+          <w:szCs w:val="24"/>
+        </w:rPr>
+        <w:t xml:space="preserve">4. Check Your Explanation</w:t>
+      </w:r>
+      <w:r>
+        <w:rPr>
+          <w:i/>
+          <w:iCs/>
+          <w:color w:val="1FA6A2"/>
+          <w:sz w:val="19"/>
+          <w:szCs w:val="19"/>
+        </w:rPr>
+        <w:t xml:space="preserve">   five quick checks</w:t>
+      </w:r>
+    </w:p>
+    <w:p>
+      <w:pPr>
+        <w:spacing w:after="80"/>
+      </w:pPr>
+      <w:r>
+        <w:rPr>
+          <w:b/>
+          <w:bCs/>
+          <w:color w:val="1FA6A2"/>
+          <w:sz w:val="22"/>
+          <w:szCs w:val="22"/>
+        </w:rPr>
+        <w:t xml:space="preserve">☐  </w:t>
+      </w:r>
+      <w:r>
+        <w:rPr>
+          <w:sz w:val="20"/>
+          <w:szCs w:val="20"/>
+        </w:rPr>
+        <w:t xml:space="preserve">I answered the question.</w:t>
+      </w:r>
+      <w:r>
+        <w:rPr>
+          <w:i/>
+          <w:iCs/>
+          <w:color w:val="5F6F80"/>
+          <w:sz w:val="18"/>
+          <w:szCs w:val="18"/>
+        </w:rPr>
+        <w:br/>
+        <w:t xml:space="preserve">Respondí la pregunta.</w:t>
+      </w:r>
+    </w:p>
+    <w:p>
+      <w:pPr>
+        <w:spacing w:after="80"/>
+      </w:pPr>
+      <w:r>
+        <w:rPr>
+          <w:b/>
+          <w:bCs/>
+          <w:color w:val="1FA6A2"/>
+          <w:sz w:val="22"/>
+          <w:szCs w:val="22"/>
+        </w:rPr>
+        <w:t xml:space="preserve">☐  </w:t>
+      </w:r>
+      <w:r>
+        <w:rPr>
+          <w:sz w:val="20"/>
+          <w:szCs w:val="20"/>
+        </w:rPr>
+        <w:t xml:space="preserve">I used math evidence: numbers, an equation, a model, or a comparison.</w:t>
+      </w:r>
+      <w:r>
+        <w:rPr>
+          <w:i/>
+          <w:iCs/>
+          <w:color w:val="5F6F80"/>
+          <w:sz w:val="18"/>
+          <w:szCs w:val="18"/>
+        </w:rPr>
+        <w:br/>
+        <w:t xml:space="preserve">Usé evidencia matemática: números, una ecuación, un modelo o una comparación.</w:t>
+      </w:r>
+    </w:p>
+    <w:p>
+      <w:pPr>
+        <w:spacing w:after="80"/>
+      </w:pPr>
+      <w:r>
+        <w:rPr>
+          <w:b/>
+          <w:bCs/>
+          <w:color w:val="1FA6A2"/>
+          <w:sz w:val="22"/>
+          <w:szCs w:val="22"/>
+        </w:rPr>
+        <w:t xml:space="preserve">☐  </w:t>
+      </w:r>
+      <w:r>
+        <w:rPr>
+          <w:sz w:val="20"/>
+          <w:szCs w:val="20"/>
+        </w:rPr>
+        <w:t xml:space="preserve">I explained how the evidence proves my answer.</w:t>
+      </w:r>
+      <w:r>
+        <w:rPr>
+          <w:i/>
+          <w:iCs/>
+          <w:color w:val="5F6F80"/>
+          <w:sz w:val="18"/>
+          <w:szCs w:val="18"/>
+        </w:rPr>
+        <w:br/>
+        <w:t xml:space="preserve">Expliqué cómo la evidencia demuestra mi respuesta.</w:t>
+      </w:r>
+    </w:p>
+    <w:p>
+      <w:pPr>
+        <w:spacing w:after="80"/>
+      </w:pPr>
+      <w:r>
+        <w:rPr>
+          <w:b/>
+          <w:bCs/>
+          <w:color w:val="1FA6A2"/>
+          <w:sz w:val="22"/>
+          <w:szCs w:val="22"/>
+        </w:rPr>
+        <w:t xml:space="preserve">☐  </w:t>
+      </w:r>
+      <w:r>
+        <w:rPr>
+          <w:sz w:val="20"/>
+          <w:szCs w:val="20"/>
+        </w:rPr>
+        <w:t xml:space="preserve">I used at least two math words.</w:t>
+      </w:r>
+      <w:r>
+        <w:rPr>
+          <w:i/>
+          <w:iCs/>
+          <w:color w:val="5F6F80"/>
+          <w:sz w:val="18"/>
+          <w:szCs w:val="18"/>
+        </w:rPr>
+        <w:br/>
+        <w:t xml:space="preserve">Usé por lo menos dos palabras matemáticas.</w:t>
+      </w:r>
+    </w:p>
+    <w:p>
+      <w:pPr>
+        <w:spacing w:after="80"/>
+      </w:pPr>
+      <w:r>
+        <w:rPr>
+          <w:b/>
+          <w:bCs/>
+          <w:color w:val="1FA6A2"/>
+          <w:sz w:val="22"/>
+          <w:szCs w:val="22"/>
+        </w:rPr>
+        <w:t xml:space="preserve">☐  </w:t>
+      </w:r>
+      <w:r>
+        <w:rPr>
+          <w:sz w:val="20"/>
+          <w:szCs w:val="20"/>
+        </w:rPr>
+        <w:t xml:space="preserve">I reread complete sentences and punctuation.</w:t>
+      </w:r>
+      <w:r>
+        <w:rPr>
+          <w:i/>
+          <w:iCs/>
+          <w:color w:val="5F6F80"/>
+          <w:sz w:val="18"/>
+          <w:szCs w:val="18"/>
+        </w:rPr>
+        <w:br/>
+        <w:t xml:space="preserve">Volví a leer mis oraciones completas y la puntuación.</w:t>
       </w:r>
     </w:p>
     <w:p>
